--- a/JobOpenings.docx
+++ b/JobOpenings.docx
@@ -2,1277 +2,78 @@
 <file path=word/document.xml><?xml version="1.0" encoding="utf-8"?>
 <w:document xmlns:wpc="http://schemas.microsoft.com/office/word/2010/wordprocessingCanvas" xmlns:cx="http://schemas.microsoft.com/office/drawing/2014/chartex" xmlns:cx1="http://schemas.microsoft.com/office/drawing/2015/9/8/chartex" xmlns:cx2="http://schemas.microsoft.com/office/drawing/2015/10/21/chartex" xmlns:cx3="http://schemas.microsoft.com/office/drawing/2016/5/9/chartex" xmlns:cx4="http://schemas.microsoft.com/office/drawing/2016/5/10/chartex" xmlns:cx5="http://schemas.microsoft.com/office/drawing/2016/5/11/chartex" xmlns:cx6="http://schemas.microsoft.com/office/drawing/2016/5/12/chartex" xmlns:cx7="http://schemas.microsoft.com/office/drawing/2016/5/13/chartex" xmlns:cx8="http://schemas.microsoft.com/office/drawing/2016/5/14/chartex" xmlns:mc="http://schemas.openxmlformats.org/markup-compatibility/2006" xmlns:aink="http://schemas.microsoft.com/office/drawing/2016/ink" xmlns:am3d="http://schemas.microsoft.com/office/drawing/2017/model3d" xmlns:o="urn:schemas-microsoft-com:office:office" xmlns:r="http://schemas.openxmlformats.org/officeDocument/2006/relationships" xmlns:m="http://schemas.openxmlformats.org/officeDocument/2006/math" xmlns:v="urn:schemas-microsoft-com:vml" xmlns:wp14="http://schemas.microsoft.com/office/word/2010/wordprocessingDrawing" xmlns:wp="http://schemas.openxmlformats.org/drawingml/2006/wordprocessingDrawing" xmlns:w10="urn:schemas-microsoft-com:office:word" xmlns:w="http://schemas.openxmlformats.org/wordprocessingml/2006/main" xmlns:w14="http://schemas.microsoft.com/office/word/2010/wordml" xmlns:w15="http://schemas.microsoft.com/office/word/2012/wordml" xmlns:w16cid="http://schemas.microsoft.com/office/word/2016/wordml/cid" xmlns:w16se="http://schemas.microsoft.com/office/word/2015/wordml/symex" xmlns:wpg="http://schemas.microsoft.com/office/word/2010/wordprocessingGroup" xmlns:wpi="http://schemas.microsoft.com/office/word/2010/wordprocessingInk" xmlns:wne="http://schemas.microsoft.com/office/word/2006/wordml" xmlns:wps="http://schemas.microsoft.com/office/word/2010/wordprocessingShape" mc:Ignorable="w14 w15 w16se w16cid wp14">
   <w:body>
-    <w:p/>
     <w:p>
       <w:pPr>
         <w:pStyle w:val="Title"/>
       </w:pPr>
       <w:r>
-        <w:t xml:space="preserve">RPG Maker </w:t>
-      </w:r>
-      <w:r>
-        <w:t>Development</w:t>
-      </w:r>
-    </w:p>
-    <w:p>
-      <w:pPr>
-        <w:pStyle w:val="Heading2"/>
-      </w:pPr>
-      <w:r>
-        <w:t>Get Through School Developer</w:t>
-      </w:r>
-    </w:p>
-    <w:p>
-      <w:r>
-        <w:t>Get Through School is a concept game that provides a “digital classroom” for 9</w:t>
-      </w:r>
-      <w:r>
-        <w:rPr>
-          <w:vertAlign w:val="superscript"/>
-        </w:rPr>
-        <w:t>th</w:t>
-      </w:r>
-      <w:r>
-        <w:t xml:space="preserve"> graders. Students will be able to log into their </w:t>
-      </w:r>
-      <w:proofErr w:type="spellStart"/>
-      <w:r>
-        <w:t>Formbar</w:t>
-      </w:r>
-      <w:proofErr w:type="spellEnd"/>
-      <w:r>
-        <w:t xml:space="preserve"> account, receive instructions, follow a path of learning, and link to Schoology assignments. As the </w:t>
-      </w:r>
-      <w:proofErr w:type="gramStart"/>
-      <w:r>
-        <w:t>students</w:t>
-      </w:r>
-      <w:proofErr w:type="gramEnd"/>
-      <w:r>
-        <w:t xml:space="preserve"> progress, teacher can remotely unlock parts of their game using a control panel</w:t>
-      </w:r>
-      <w:bookmarkStart w:id="0" w:name="_GoBack"/>
-      <w:bookmarkEnd w:id="0"/>
-      <w:r>
-        <w:t>.</w:t>
-      </w:r>
-    </w:p>
-    <w:p>
-      <w:r>
-        <w:t>Potential applicants should have experience with or a willingness to self-teach the following:</w:t>
-      </w:r>
-    </w:p>
-    <w:p>
-      <w:pPr>
-        <w:pStyle w:val="ListParagraph"/>
-        <w:numPr>
-          <w:ilvl w:val="0"/>
-          <w:numId w:val="2"/>
-        </w:numPr>
-      </w:pPr>
-      <w:r>
-        <w:t>RPG Maker and RPG Maker Plugins API</w:t>
-      </w:r>
-    </w:p>
-    <w:p>
-      <w:pPr>
-        <w:pStyle w:val="ListParagraph"/>
-        <w:numPr>
-          <w:ilvl w:val="0"/>
-          <w:numId w:val="2"/>
-        </w:numPr>
-      </w:pPr>
-      <w:proofErr w:type="spellStart"/>
-      <w:r>
-        <w:t>Formbar</w:t>
-      </w:r>
-      <w:proofErr w:type="spellEnd"/>
-      <w:r>
-        <w:t xml:space="preserve"> API, including HTTP and </w:t>
-      </w:r>
-      <w:proofErr w:type="spellStart"/>
-      <w:r>
-        <w:t>Websockets</w:t>
-      </w:r>
-      <w:proofErr w:type="spellEnd"/>
-    </w:p>
-    <w:p>
-      <w:pPr>
-        <w:pStyle w:val="Heading2"/>
-      </w:pPr>
-      <w:r>
-        <w:t>9</w:t>
-      </w:r>
-      <w:r>
-        <w:rPr>
-          <w:vertAlign w:val="superscript"/>
-        </w:rPr>
-        <w:t>th</w:t>
-      </w:r>
-      <w:r>
-        <w:t xml:space="preserve"> Grade Challenges Developer</w:t>
-      </w:r>
-    </w:p>
-    <w:p>
-      <w:r>
-        <w:t>Challenges Developer will be responsible for creating challenges for the 9</w:t>
-      </w:r>
-      <w:r>
-        <w:rPr>
-          <w:vertAlign w:val="superscript"/>
-        </w:rPr>
-        <w:t>th</w:t>
-      </w:r>
-      <w:r>
-        <w:t xml:space="preserve"> grade class. Each challenge is a single sheet with specific criteria, including detailed descriptions, required data, flow charts to complete, and testing parameters. Challenges will be compiled into a book to be printed in the future.</w:t>
-      </w:r>
-    </w:p>
-    <w:p>
-      <w:r>
-        <w:t>Challenges Developer will be working with the Get Through School Developer to incorporate challenges into the game.</w:t>
-      </w:r>
-    </w:p>
-    <w:p>
-      <w:r>
-        <w:t>Potential applicants should have experience with or a willingness to self-teach the following:</w:t>
-      </w:r>
-    </w:p>
-    <w:p>
-      <w:pPr>
-        <w:pStyle w:val="ListParagraph"/>
-        <w:numPr>
-          <w:ilvl w:val="0"/>
-          <w:numId w:val="7"/>
-        </w:numPr>
-      </w:pPr>
-      <w:r>
-        <w:t>Microsoft Word</w:t>
-      </w:r>
-    </w:p>
-    <w:p>
-      <w:pPr>
-        <w:pStyle w:val="ListParagraph"/>
-        <w:numPr>
-          <w:ilvl w:val="0"/>
-          <w:numId w:val="7"/>
-        </w:numPr>
-      </w:pPr>
-      <w:r>
-        <w:t>Microsoft Visio</w:t>
-      </w:r>
-    </w:p>
-    <w:p>
-      <w:pPr>
-        <w:pStyle w:val="ListParagraph"/>
-        <w:numPr>
-          <w:ilvl w:val="0"/>
-          <w:numId w:val="7"/>
-        </w:numPr>
-      </w:pPr>
-      <w:r>
-        <w:t>RPG Maker Event Editing</w:t>
-      </w:r>
-    </w:p>
-    <w:p>
-      <w:pPr>
-        <w:pStyle w:val="ListParagraph"/>
-        <w:numPr>
-          <w:ilvl w:val="0"/>
-          <w:numId w:val="7"/>
-        </w:numPr>
-      </w:pPr>
-      <w:r>
-        <w:t>Strong Algorithm/Flow Chart skills</w:t>
-      </w:r>
-    </w:p>
-    <w:p>
-      <w:pPr>
-        <w:pStyle w:val="Heading2"/>
-      </w:pPr>
-      <w:r>
-        <w:t xml:space="preserve">Get </w:t>
-      </w:r>
-      <w:proofErr w:type="gramStart"/>
-      <w:r>
-        <w:t>To</w:t>
-      </w:r>
-      <w:proofErr w:type="gramEnd"/>
-      <w:r>
-        <w:t xml:space="preserve"> School QA Tester</w:t>
-      </w:r>
-    </w:p>
-    <w:p>
-      <w:r>
-        <w:t>Quality Assurance Testers double check the developer’s work and test new features for possible bugs.</w:t>
-      </w:r>
-    </w:p>
-    <w:p>
-      <w:r>
-        <w:t>Potential applicants should have experience with or a willingness to self-teach the following:</w:t>
-      </w:r>
-    </w:p>
-    <w:p>
-      <w:pPr>
-        <w:pStyle w:val="ListParagraph"/>
-        <w:numPr>
-          <w:ilvl w:val="0"/>
-          <w:numId w:val="7"/>
-        </w:numPr>
-      </w:pPr>
-      <w:r>
-        <w:t>Strong Familiarity with RPG Maker MZ</w:t>
-      </w:r>
-    </w:p>
-    <w:p>
-      <w:pPr>
-        <w:pStyle w:val="ListParagraph"/>
-        <w:numPr>
-          <w:ilvl w:val="0"/>
-          <w:numId w:val="7"/>
-        </w:numPr>
-      </w:pPr>
-      <w:r>
-        <w:t>Communication Skills to document bugs in detail</w:t>
-      </w:r>
-    </w:p>
-    <w:p>
-      <w:pPr>
-        <w:pStyle w:val="ListParagraph"/>
-        <w:numPr>
-          <w:ilvl w:val="0"/>
-          <w:numId w:val="7"/>
-        </w:numPr>
-      </w:pPr>
-      <w:r>
-        <w:t>Ability to “think outside the box” to find new bugs</w:t>
-      </w:r>
-    </w:p>
-    <w:p>
-      <w:r>
-        <w:br w:type="page"/>
-      </w:r>
-    </w:p>
-    <w:p>
-      <w:pPr>
-        <w:pStyle w:val="Title"/>
-      </w:pPr>
-      <w:proofErr w:type="spellStart"/>
-      <w:r>
-        <w:lastRenderedPageBreak/>
-        <w:t>PollPin</w:t>
-      </w:r>
-      <w:proofErr w:type="spellEnd"/>
-    </w:p>
-    <w:p>
-      <w:proofErr w:type="spellStart"/>
-      <w:r>
-        <w:t>PollPin</w:t>
-      </w:r>
-      <w:proofErr w:type="spellEnd"/>
-      <w:r>
-        <w:t xml:space="preserve"> is a </w:t>
-      </w:r>
-      <w:proofErr w:type="spellStart"/>
-      <w:r>
-        <w:t>Formbar</w:t>
-      </w:r>
-      <w:proofErr w:type="spellEnd"/>
-      <w:r>
-        <w:t xml:space="preserve"> App that allows a Teacher to “pin” a poll to a page for their classroom. Students may continue to vote on the poll after it has ended.</w:t>
-      </w:r>
-    </w:p>
-    <w:p>
-      <w:pPr>
-        <w:pStyle w:val="Heading2"/>
-      </w:pPr>
-      <w:r>
-        <w:t>Senior Developer</w:t>
-      </w:r>
-    </w:p>
-    <w:p>
-      <w:r>
-        <w:t xml:space="preserve">The Senior Developer is in charge of planning and organizing the project. This includes managing </w:t>
-      </w:r>
-      <w:proofErr w:type="spellStart"/>
-      <w:r>
-        <w:t>Github</w:t>
-      </w:r>
-      <w:proofErr w:type="spellEnd"/>
-      <w:r>
-        <w:t xml:space="preserve"> Projects and Issues, Pull Requests, merge conflicts, and assigning work to developers.</w:t>
-      </w:r>
-    </w:p>
-    <w:p>
-      <w:r>
-        <w:t>Potential applicants should have experience with or a willingness to self-teach the following:</w:t>
-      </w:r>
-    </w:p>
-    <w:p>
-      <w:pPr>
-        <w:pStyle w:val="ListParagraph"/>
-        <w:numPr>
-          <w:ilvl w:val="0"/>
-          <w:numId w:val="7"/>
-        </w:numPr>
-      </w:pPr>
-      <w:r>
-        <w:t xml:space="preserve">Project Management by </w:t>
-      </w:r>
-      <w:proofErr w:type="spellStart"/>
-      <w:r>
-        <w:t>Github</w:t>
-      </w:r>
-      <w:proofErr w:type="spellEnd"/>
-    </w:p>
-    <w:p>
-      <w:pPr>
-        <w:pStyle w:val="ListParagraph"/>
-        <w:numPr>
-          <w:ilvl w:val="0"/>
-          <w:numId w:val="7"/>
-        </w:numPr>
-      </w:pPr>
-      <w:proofErr w:type="spellStart"/>
-      <w:r>
-        <w:t>Formbar</w:t>
-      </w:r>
-      <w:proofErr w:type="spellEnd"/>
+        <w:t>Applying for a Position</w:t>
+      </w:r>
+    </w:p>
+    <w:p>
+      <w:pPr>
+        <w:pStyle w:val="ListParagraph"/>
+        <w:numPr>
+          <w:ilvl w:val="0"/>
+          <w:numId w:val="4"/>
+        </w:numPr>
+      </w:pPr>
+      <w:r>
+        <w:t>Note that “Senior” and “Junior” do not refer to your grade level, but the position title.</w:t>
+      </w:r>
+    </w:p>
+    <w:p>
+      <w:pPr>
+        <w:pStyle w:val="ListParagraph"/>
+        <w:numPr>
+          <w:ilvl w:val="0"/>
+          <w:numId w:val="4"/>
+        </w:numPr>
+      </w:pPr>
+      <w:r>
+        <w:t>If you are employed by a company, but your name is not listed as a current employee, you remain in the company until you or someone else is hired. You must reapply for your position.</w:t>
+      </w:r>
+    </w:p>
+    <w:p>
+      <w:pPr>
+        <w:pStyle w:val="ListParagraph"/>
+        <w:numPr>
+          <w:ilvl w:val="0"/>
+          <w:numId w:val="4"/>
+        </w:numPr>
+      </w:pPr>
+      <w:r>
+        <w:t>Create a resume, portfolio, and cover letter</w:t>
+      </w:r>
+    </w:p>
+    <w:p>
+      <w:pPr>
+        <w:pStyle w:val="ListParagraph"/>
+        <w:numPr>
+          <w:ilvl w:val="0"/>
+          <w:numId w:val="4"/>
+        </w:numPr>
+      </w:pPr>
+      <w:r>
+        <w:t>Email them</w:t>
+      </w:r>
+      <w:r>
+        <w:t xml:space="preserve"> to the appropriate person</w:t>
+      </w:r>
+    </w:p>
+    <w:p>
+      <w:pPr>
+        <w:pStyle w:val="ListParagraph"/>
+        <w:numPr>
+          <w:ilvl w:val="1"/>
+          <w:numId w:val="4"/>
+        </w:numPr>
+      </w:pPr>
+      <w:r>
+        <w:t>Carbon Copy (CC:)</w:t>
+      </w:r>
       <w:r>
         <w:t xml:space="preserve"> </w:t>
-      </w:r>
-      <w:proofErr w:type="spellStart"/>
-      <w:r>
-        <w:t>Oauth</w:t>
-      </w:r>
-      <w:proofErr w:type="spellEnd"/>
-    </w:p>
-    <w:p>
-      <w:pPr>
-        <w:pStyle w:val="ListParagraph"/>
-        <w:numPr>
-          <w:ilvl w:val="0"/>
-          <w:numId w:val="7"/>
-        </w:numPr>
-      </w:pPr>
-      <w:proofErr w:type="spellStart"/>
-      <w:r>
-        <w:t>Formbar</w:t>
-      </w:r>
-      <w:proofErr w:type="spellEnd"/>
-      <w:r>
-        <w:t xml:space="preserve"> polls and </w:t>
-      </w:r>
-      <w:proofErr w:type="spellStart"/>
-      <w:r>
-        <w:t>websocket</w:t>
-      </w:r>
-      <w:proofErr w:type="spellEnd"/>
-      <w:r>
-        <w:t xml:space="preserve"> API</w:t>
-      </w:r>
-    </w:p>
-    <w:p>
-      <w:pPr>
-        <w:pStyle w:val="ListParagraph"/>
-        <w:numPr>
-          <w:ilvl w:val="0"/>
-          <w:numId w:val="7"/>
-        </w:numPr>
-      </w:pPr>
-      <w:proofErr w:type="spellStart"/>
-      <w:r>
-        <w:t>Websockets</w:t>
-      </w:r>
-      <w:proofErr w:type="spellEnd"/>
-    </w:p>
-    <w:p>
-      <w:pPr>
-        <w:pStyle w:val="ListParagraph"/>
-        <w:numPr>
-          <w:ilvl w:val="0"/>
-          <w:numId w:val="7"/>
-        </w:numPr>
-      </w:pPr>
-      <w:r>
-        <w:t>HTTP API calls</w:t>
-      </w:r>
-    </w:p>
-    <w:p>
-      <w:pPr>
-        <w:pStyle w:val="ListParagraph"/>
-        <w:numPr>
-          <w:ilvl w:val="0"/>
-          <w:numId w:val="7"/>
-        </w:numPr>
-      </w:pPr>
-      <w:r>
-        <w:t>SQL Databases</w:t>
-      </w:r>
-    </w:p>
-    <w:p>
-      <w:pPr>
-        <w:pStyle w:val="ListParagraph"/>
-        <w:numPr>
-          <w:ilvl w:val="0"/>
-          <w:numId w:val="7"/>
-        </w:numPr>
-      </w:pPr>
-      <w:r>
-        <w:t>Web application UI development</w:t>
-      </w:r>
-    </w:p>
-    <w:p>
-      <w:pPr>
-        <w:pStyle w:val="Heading2"/>
-      </w:pPr>
-      <w:r>
-        <w:t>Junior Developer</w:t>
-      </w:r>
-    </w:p>
-    <w:p>
-      <w:r>
-        <w:t>The Junior Developer works at the Senior Developer’s direction. They are responsible for completing assigned Issues.</w:t>
-      </w:r>
-    </w:p>
-    <w:p>
-      <w:r>
-        <w:t>Potential applicants should have experience with or a willingness to self-teach the following:</w:t>
-      </w:r>
-    </w:p>
-    <w:p>
-      <w:pPr>
-        <w:pStyle w:val="ListParagraph"/>
-        <w:numPr>
-          <w:ilvl w:val="0"/>
-          <w:numId w:val="7"/>
-        </w:numPr>
-      </w:pPr>
-      <w:r>
-        <w:t xml:space="preserve">Working with a team on </w:t>
-      </w:r>
-      <w:proofErr w:type="spellStart"/>
-      <w:r>
-        <w:t>Github</w:t>
-      </w:r>
-      <w:proofErr w:type="spellEnd"/>
-    </w:p>
-    <w:p>
-      <w:pPr>
-        <w:pStyle w:val="ListParagraph"/>
-        <w:numPr>
-          <w:ilvl w:val="0"/>
-          <w:numId w:val="7"/>
-        </w:numPr>
-      </w:pPr>
-      <w:proofErr w:type="spellStart"/>
-      <w:r>
-        <w:t>Formbar</w:t>
-      </w:r>
-      <w:proofErr w:type="spellEnd"/>
-      <w:r>
-        <w:t xml:space="preserve"> </w:t>
-      </w:r>
-      <w:proofErr w:type="spellStart"/>
-      <w:r>
-        <w:t>Oauth</w:t>
-      </w:r>
-      <w:proofErr w:type="spellEnd"/>
-    </w:p>
-    <w:p>
-      <w:pPr>
-        <w:pStyle w:val="ListParagraph"/>
-        <w:numPr>
-          <w:ilvl w:val="0"/>
-          <w:numId w:val="7"/>
-        </w:numPr>
-      </w:pPr>
-      <w:proofErr w:type="spellStart"/>
-      <w:r>
-        <w:t>Formbar</w:t>
-      </w:r>
-      <w:proofErr w:type="spellEnd"/>
-      <w:r>
-        <w:t xml:space="preserve"> polls and </w:t>
-      </w:r>
-      <w:proofErr w:type="spellStart"/>
-      <w:r>
-        <w:t>websocket</w:t>
-      </w:r>
-      <w:proofErr w:type="spellEnd"/>
-      <w:r>
-        <w:t xml:space="preserve"> API</w:t>
-      </w:r>
-    </w:p>
-    <w:p>
-      <w:pPr>
-        <w:pStyle w:val="ListParagraph"/>
-        <w:numPr>
-          <w:ilvl w:val="0"/>
-          <w:numId w:val="7"/>
-        </w:numPr>
-      </w:pPr>
-      <w:proofErr w:type="spellStart"/>
-      <w:r>
-        <w:t>Websockets</w:t>
-      </w:r>
-      <w:proofErr w:type="spellEnd"/>
-    </w:p>
-    <w:p>
-      <w:pPr>
-        <w:pStyle w:val="ListParagraph"/>
-        <w:numPr>
-          <w:ilvl w:val="0"/>
-          <w:numId w:val="7"/>
-        </w:numPr>
-      </w:pPr>
-      <w:r>
-        <w:t>HTTP API calls</w:t>
-      </w:r>
-    </w:p>
-    <w:p>
-      <w:pPr>
-        <w:pStyle w:val="ListParagraph"/>
-        <w:numPr>
-          <w:ilvl w:val="0"/>
-          <w:numId w:val="7"/>
-        </w:numPr>
-      </w:pPr>
-      <w:r>
-        <w:t>SQL Databases</w:t>
-      </w:r>
-    </w:p>
-    <w:p>
-      <w:pPr>
-        <w:pStyle w:val="ListParagraph"/>
-        <w:numPr>
-          <w:ilvl w:val="0"/>
-          <w:numId w:val="7"/>
-        </w:numPr>
-      </w:pPr>
-      <w:r>
-        <w:t>Web application UI development</w:t>
-      </w:r>
-    </w:p>
-    <w:p>
-      <w:r>
-        <w:br w:type="page"/>
-      </w:r>
-    </w:p>
-    <w:p>
-      <w:pPr>
-        <w:pStyle w:val="Title"/>
-      </w:pPr>
-      <w:proofErr w:type="spellStart"/>
-      <w:r>
-        <w:lastRenderedPageBreak/>
-        <w:t>QuizQueue</w:t>
-      </w:r>
-      <w:proofErr w:type="spellEnd"/>
-    </w:p>
-    <w:p>
-      <w:proofErr w:type="spellStart"/>
-      <w:r>
-        <w:t>QuizQueue</w:t>
-      </w:r>
-      <w:proofErr w:type="spellEnd"/>
-      <w:r>
-        <w:t xml:space="preserve"> is a </w:t>
-      </w:r>
-      <w:proofErr w:type="spellStart"/>
-      <w:r>
-        <w:t>Formbar</w:t>
-      </w:r>
-      <w:proofErr w:type="spellEnd"/>
-      <w:r>
-        <w:t xml:space="preserve"> App that </w:t>
-      </w:r>
-      <w:r>
-        <w:t xml:space="preserve">queues a series of questions to be answered via the </w:t>
-      </w:r>
-      <w:proofErr w:type="spellStart"/>
-      <w:r>
-        <w:t>Formbar</w:t>
-      </w:r>
-      <w:proofErr w:type="spellEnd"/>
-      <w:r>
-        <w:t xml:space="preserve"> polling system. </w:t>
-      </w:r>
-      <w:proofErr w:type="spellStart"/>
-      <w:r>
-        <w:t>QuizQueue</w:t>
-      </w:r>
-      <w:proofErr w:type="spellEnd"/>
-      <w:r>
-        <w:t xml:space="preserve"> can generate questions from </w:t>
-      </w:r>
-      <w:proofErr w:type="spellStart"/>
-      <w:r>
-        <w:t>QuizBank</w:t>
-      </w:r>
-      <w:proofErr w:type="spellEnd"/>
-      <w:r>
-        <w:t>, or from a list provided by the teacher.</w:t>
-      </w:r>
-    </w:p>
-    <w:p>
-      <w:pPr>
-        <w:pStyle w:val="Heading2"/>
-      </w:pPr>
-      <w:r>
-        <w:t>Senior Developer</w:t>
-      </w:r>
-    </w:p>
-    <w:p>
-      <w:r>
-        <w:t xml:space="preserve">The Senior Developer is in charge of planning and organizing the project. This includes managing </w:t>
-      </w:r>
-      <w:proofErr w:type="spellStart"/>
-      <w:r>
-        <w:t>Github</w:t>
-      </w:r>
-      <w:proofErr w:type="spellEnd"/>
-      <w:r>
-        <w:t xml:space="preserve"> Projects and Issues, Pull Requests, merge conflicts, and assigning work to developers.</w:t>
-      </w:r>
-    </w:p>
-    <w:p>
-      <w:r>
-        <w:t>Potential applicants should have experience with or a willingness to self-teach the following:</w:t>
-      </w:r>
-    </w:p>
-    <w:p>
-      <w:pPr>
-        <w:pStyle w:val="ListParagraph"/>
-        <w:numPr>
-          <w:ilvl w:val="0"/>
-          <w:numId w:val="7"/>
-        </w:numPr>
-      </w:pPr>
-      <w:r>
-        <w:t xml:space="preserve">Project Management by </w:t>
-      </w:r>
-      <w:proofErr w:type="spellStart"/>
-      <w:r>
-        <w:t>Github</w:t>
-      </w:r>
-      <w:proofErr w:type="spellEnd"/>
-    </w:p>
-    <w:p>
-      <w:pPr>
-        <w:pStyle w:val="ListParagraph"/>
-        <w:numPr>
-          <w:ilvl w:val="0"/>
-          <w:numId w:val="7"/>
-        </w:numPr>
-      </w:pPr>
-      <w:proofErr w:type="spellStart"/>
-      <w:r>
-        <w:t>Formbar</w:t>
-      </w:r>
-      <w:proofErr w:type="spellEnd"/>
-      <w:r>
-        <w:t xml:space="preserve"> </w:t>
-      </w:r>
-      <w:proofErr w:type="spellStart"/>
-      <w:r>
-        <w:t>Oauth</w:t>
-      </w:r>
-      <w:proofErr w:type="spellEnd"/>
-    </w:p>
-    <w:p>
-      <w:pPr>
-        <w:pStyle w:val="ListParagraph"/>
-        <w:numPr>
-          <w:ilvl w:val="0"/>
-          <w:numId w:val="7"/>
-        </w:numPr>
-      </w:pPr>
-      <w:proofErr w:type="spellStart"/>
-      <w:r>
-        <w:t>Formbar</w:t>
-      </w:r>
-      <w:proofErr w:type="spellEnd"/>
-      <w:r>
-        <w:t xml:space="preserve"> polls and </w:t>
-      </w:r>
-      <w:proofErr w:type="spellStart"/>
-      <w:r>
-        <w:t>websocket</w:t>
-      </w:r>
-      <w:proofErr w:type="spellEnd"/>
-      <w:r>
-        <w:t xml:space="preserve"> API</w:t>
-      </w:r>
-    </w:p>
-    <w:p>
-      <w:pPr>
-        <w:pStyle w:val="ListParagraph"/>
-        <w:numPr>
-          <w:ilvl w:val="0"/>
-          <w:numId w:val="7"/>
-        </w:numPr>
-      </w:pPr>
-      <w:proofErr w:type="spellStart"/>
-      <w:r>
-        <w:t>Websockets</w:t>
-      </w:r>
-      <w:proofErr w:type="spellEnd"/>
-    </w:p>
-    <w:p>
-      <w:pPr>
-        <w:pStyle w:val="ListParagraph"/>
-        <w:numPr>
-          <w:ilvl w:val="0"/>
-          <w:numId w:val="7"/>
-        </w:numPr>
-      </w:pPr>
-      <w:r>
-        <w:t>HTTP API calls</w:t>
-      </w:r>
-    </w:p>
-    <w:p>
-      <w:pPr>
-        <w:pStyle w:val="ListParagraph"/>
-        <w:numPr>
-          <w:ilvl w:val="0"/>
-          <w:numId w:val="7"/>
-        </w:numPr>
-      </w:pPr>
-      <w:r>
-        <w:t>SQL Databases</w:t>
-      </w:r>
-    </w:p>
-    <w:p>
-      <w:pPr>
-        <w:pStyle w:val="ListParagraph"/>
-        <w:numPr>
-          <w:ilvl w:val="0"/>
-          <w:numId w:val="7"/>
-        </w:numPr>
-      </w:pPr>
-      <w:r>
-        <w:t>Web application UI development</w:t>
-      </w:r>
-    </w:p>
-    <w:p>
-      <w:pPr>
-        <w:pStyle w:val="Heading2"/>
-      </w:pPr>
-      <w:r>
-        <w:t>Junior Developer</w:t>
-      </w:r>
-    </w:p>
-    <w:p>
-      <w:r>
-        <w:t>The Junior Developer works at the Senior Developer’s direction. They are responsible for completing assigned Issues.</w:t>
-      </w:r>
-    </w:p>
-    <w:p>
-      <w:r>
-        <w:t>Potential applicants should have experience with or a willingness to self-teach the following:</w:t>
-      </w:r>
-    </w:p>
-    <w:p>
-      <w:pPr>
-        <w:pStyle w:val="ListParagraph"/>
-        <w:numPr>
-          <w:ilvl w:val="0"/>
-          <w:numId w:val="7"/>
-        </w:numPr>
-      </w:pPr>
-      <w:r>
-        <w:t xml:space="preserve">Working with a team on </w:t>
-      </w:r>
-      <w:proofErr w:type="spellStart"/>
-      <w:r>
-        <w:t>Github</w:t>
-      </w:r>
-      <w:proofErr w:type="spellEnd"/>
-    </w:p>
-    <w:p>
-      <w:pPr>
-        <w:pStyle w:val="ListParagraph"/>
-        <w:numPr>
-          <w:ilvl w:val="0"/>
-          <w:numId w:val="7"/>
-        </w:numPr>
-      </w:pPr>
-      <w:proofErr w:type="spellStart"/>
-      <w:r>
-        <w:t>Formbar</w:t>
-      </w:r>
-      <w:proofErr w:type="spellEnd"/>
-      <w:r>
-        <w:t xml:space="preserve"> </w:t>
-      </w:r>
-      <w:proofErr w:type="spellStart"/>
-      <w:r>
-        <w:t>Oauth</w:t>
-      </w:r>
-      <w:proofErr w:type="spellEnd"/>
-    </w:p>
-    <w:p>
-      <w:pPr>
-        <w:pStyle w:val="ListParagraph"/>
-        <w:numPr>
-          <w:ilvl w:val="0"/>
-          <w:numId w:val="7"/>
-        </w:numPr>
-      </w:pPr>
-      <w:proofErr w:type="spellStart"/>
-      <w:r>
-        <w:t>Formbar</w:t>
-      </w:r>
-      <w:proofErr w:type="spellEnd"/>
-      <w:r>
-        <w:t xml:space="preserve"> polls and </w:t>
-      </w:r>
-      <w:proofErr w:type="spellStart"/>
-      <w:r>
-        <w:t>websocket</w:t>
-      </w:r>
-      <w:proofErr w:type="spellEnd"/>
-      <w:r>
-        <w:t xml:space="preserve"> API</w:t>
-      </w:r>
-    </w:p>
-    <w:p>
-      <w:pPr>
-        <w:pStyle w:val="ListParagraph"/>
-        <w:numPr>
-          <w:ilvl w:val="0"/>
-          <w:numId w:val="7"/>
-        </w:numPr>
-      </w:pPr>
-      <w:proofErr w:type="spellStart"/>
-      <w:r>
-        <w:t>Websockets</w:t>
-      </w:r>
-      <w:proofErr w:type="spellEnd"/>
-    </w:p>
-    <w:p>
-      <w:pPr>
-        <w:pStyle w:val="ListParagraph"/>
-        <w:numPr>
-          <w:ilvl w:val="0"/>
-          <w:numId w:val="7"/>
-        </w:numPr>
-      </w:pPr>
-      <w:r>
-        <w:t>HTTP API calls</w:t>
-      </w:r>
-    </w:p>
-    <w:p>
-      <w:pPr>
-        <w:pStyle w:val="ListParagraph"/>
-        <w:numPr>
-          <w:ilvl w:val="0"/>
-          <w:numId w:val="7"/>
-        </w:numPr>
-      </w:pPr>
-      <w:r>
-        <w:t>SQL Databases</w:t>
-      </w:r>
-    </w:p>
-    <w:p>
-      <w:pPr>
-        <w:pStyle w:val="ListParagraph"/>
-        <w:numPr>
-          <w:ilvl w:val="0"/>
-          <w:numId w:val="7"/>
-        </w:numPr>
-      </w:pPr>
-      <w:r>
-        <w:t>Web application UI development</w:t>
-      </w:r>
-    </w:p>
-    <w:p>
-      <w:pPr>
-        <w:rPr>
-          <w:rFonts w:asciiTheme="majorHAnsi" w:eastAsiaTheme="majorEastAsia" w:hAnsiTheme="majorHAnsi" w:cstheme="majorBidi"/>
-          <w:spacing w:val="-10"/>
-          <w:kern w:val="28"/>
-          <w:sz w:val="56"/>
-          <w:szCs w:val="56"/>
-        </w:rPr>
-      </w:pPr>
-      <w:r>
-        <w:br w:type="page"/>
-      </w:r>
-    </w:p>
-    <w:p>
-      <w:pPr>
-        <w:pStyle w:val="Title"/>
-      </w:pPr>
-      <w:proofErr w:type="spellStart"/>
-      <w:r>
-        <w:lastRenderedPageBreak/>
-        <w:t>Konspiracy</w:t>
-      </w:r>
-      <w:proofErr w:type="spellEnd"/>
-    </w:p>
-    <w:p>
-      <w:proofErr w:type="spellStart"/>
-      <w:r>
-        <w:t>Konspiracy</w:t>
-      </w:r>
-      <w:proofErr w:type="spellEnd"/>
-      <w:r>
-        <w:t xml:space="preserve"> is a </w:t>
-      </w:r>
-      <w:proofErr w:type="spellStart"/>
-      <w:r>
-        <w:t>Kahoots</w:t>
-      </w:r>
-      <w:proofErr w:type="spellEnd"/>
-      <w:r>
-        <w:t xml:space="preserve"> clone. It will behave identically to </w:t>
-      </w:r>
-      <w:proofErr w:type="spellStart"/>
-      <w:r>
-        <w:t>Kahoots</w:t>
-      </w:r>
-      <w:proofErr w:type="spellEnd"/>
-      <w:r>
-        <w:t xml:space="preserve">, except it uses </w:t>
-      </w:r>
-      <w:proofErr w:type="spellStart"/>
-      <w:r>
-        <w:t>Formbar</w:t>
-      </w:r>
-      <w:proofErr w:type="spellEnd"/>
-      <w:r>
-        <w:t xml:space="preserve"> Login and draws questions from </w:t>
-      </w:r>
-      <w:proofErr w:type="spellStart"/>
-      <w:r>
-        <w:t>Quizbank</w:t>
-      </w:r>
-      <w:proofErr w:type="spellEnd"/>
-      <w:r>
-        <w:t>.</w:t>
-      </w:r>
-    </w:p>
-    <w:p>
-      <w:pPr>
-        <w:pStyle w:val="Heading2"/>
-      </w:pPr>
-      <w:r>
-        <w:t>Senior Developer</w:t>
-      </w:r>
-    </w:p>
-    <w:p>
-      <w:r>
-        <w:t xml:space="preserve">The Senior Developer is in charge of planning and organizing the project. This includes managing </w:t>
-      </w:r>
-      <w:proofErr w:type="spellStart"/>
-      <w:r>
-        <w:t>Github</w:t>
-      </w:r>
-      <w:proofErr w:type="spellEnd"/>
-      <w:r>
-        <w:t xml:space="preserve"> Projects and Issues, Pull Requests, merge conflicts, and assigning work to developers.</w:t>
-      </w:r>
-    </w:p>
-    <w:p>
-      <w:r>
-        <w:t>Potential applicants should have experience with or a willingness to self-teach the following:</w:t>
-      </w:r>
-    </w:p>
-    <w:p>
-      <w:pPr>
-        <w:pStyle w:val="ListParagraph"/>
-        <w:numPr>
-          <w:ilvl w:val="0"/>
-          <w:numId w:val="7"/>
-        </w:numPr>
-      </w:pPr>
-      <w:r>
-        <w:t xml:space="preserve">Project Management by </w:t>
-      </w:r>
-      <w:proofErr w:type="spellStart"/>
-      <w:r>
-        <w:t>Github</w:t>
-      </w:r>
-      <w:proofErr w:type="spellEnd"/>
-    </w:p>
-    <w:p>
-      <w:pPr>
-        <w:pStyle w:val="ListParagraph"/>
-        <w:numPr>
-          <w:ilvl w:val="0"/>
-          <w:numId w:val="7"/>
-        </w:numPr>
-      </w:pPr>
-      <w:proofErr w:type="spellStart"/>
-      <w:r>
-        <w:t>Formbar</w:t>
-      </w:r>
-      <w:proofErr w:type="spellEnd"/>
-      <w:r>
-        <w:t xml:space="preserve"> </w:t>
-      </w:r>
-      <w:proofErr w:type="spellStart"/>
-      <w:r>
-        <w:t>Oauth</w:t>
-      </w:r>
-      <w:proofErr w:type="spellEnd"/>
-    </w:p>
-    <w:p>
-      <w:pPr>
-        <w:pStyle w:val="ListParagraph"/>
-        <w:numPr>
-          <w:ilvl w:val="0"/>
-          <w:numId w:val="7"/>
-        </w:numPr>
-      </w:pPr>
-      <w:proofErr w:type="spellStart"/>
-      <w:r>
-        <w:t>Formbar</w:t>
-      </w:r>
-      <w:proofErr w:type="spellEnd"/>
-      <w:r>
-        <w:t xml:space="preserve"> polls and </w:t>
-      </w:r>
-      <w:proofErr w:type="spellStart"/>
-      <w:r>
-        <w:t>websocket</w:t>
-      </w:r>
-      <w:proofErr w:type="spellEnd"/>
-      <w:r>
-        <w:t xml:space="preserve"> API</w:t>
-      </w:r>
-    </w:p>
-    <w:p>
-      <w:pPr>
-        <w:pStyle w:val="ListParagraph"/>
-        <w:numPr>
-          <w:ilvl w:val="0"/>
-          <w:numId w:val="7"/>
-        </w:numPr>
-      </w:pPr>
-      <w:proofErr w:type="spellStart"/>
-      <w:r>
-        <w:t>Websockets</w:t>
-      </w:r>
-      <w:proofErr w:type="spellEnd"/>
-    </w:p>
-    <w:p>
-      <w:pPr>
-        <w:pStyle w:val="ListParagraph"/>
-        <w:numPr>
-          <w:ilvl w:val="0"/>
-          <w:numId w:val="7"/>
-        </w:numPr>
-      </w:pPr>
-      <w:r>
-        <w:t>HTTP API calls</w:t>
-      </w:r>
-    </w:p>
-    <w:p>
-      <w:pPr>
-        <w:pStyle w:val="ListParagraph"/>
-        <w:numPr>
-          <w:ilvl w:val="0"/>
-          <w:numId w:val="7"/>
-        </w:numPr>
-      </w:pPr>
-      <w:r>
-        <w:t>SQL Databases</w:t>
-      </w:r>
-    </w:p>
-    <w:p>
-      <w:pPr>
-        <w:pStyle w:val="ListParagraph"/>
-        <w:numPr>
-          <w:ilvl w:val="0"/>
-          <w:numId w:val="7"/>
-        </w:numPr>
-      </w:pPr>
-      <w:r>
-        <w:t>Web application UI development</w:t>
-      </w:r>
-    </w:p>
-    <w:p>
-      <w:pPr>
-        <w:pStyle w:val="Heading2"/>
-      </w:pPr>
-      <w:r>
-        <w:t>Junior Developer</w:t>
-      </w:r>
-    </w:p>
-    <w:p>
-      <w:r>
-        <w:t>The Junior Developer works at the Senior Developer’s direction. They are responsible for completing assigned Issues.</w:t>
-      </w:r>
-    </w:p>
-    <w:p>
-      <w:r>
-        <w:t>Potential applicants should have experience with or a willingness to self-teach the following:</w:t>
-      </w:r>
-    </w:p>
-    <w:p>
-      <w:pPr>
-        <w:pStyle w:val="ListParagraph"/>
-        <w:numPr>
-          <w:ilvl w:val="0"/>
-          <w:numId w:val="7"/>
-        </w:numPr>
-      </w:pPr>
-      <w:r>
-        <w:t xml:space="preserve">Working with a team on </w:t>
-      </w:r>
-      <w:proofErr w:type="spellStart"/>
-      <w:r>
-        <w:t>Github</w:t>
-      </w:r>
-      <w:proofErr w:type="spellEnd"/>
-    </w:p>
-    <w:p>
-      <w:pPr>
-        <w:pStyle w:val="ListParagraph"/>
-        <w:numPr>
-          <w:ilvl w:val="0"/>
-          <w:numId w:val="7"/>
-        </w:numPr>
-      </w:pPr>
-      <w:proofErr w:type="spellStart"/>
-      <w:r>
-        <w:t>Formbar</w:t>
-      </w:r>
-      <w:proofErr w:type="spellEnd"/>
-      <w:r>
-        <w:t xml:space="preserve"> </w:t>
-      </w:r>
-      <w:proofErr w:type="spellStart"/>
-      <w:r>
-        <w:t>Oauth</w:t>
-      </w:r>
-      <w:proofErr w:type="spellEnd"/>
-    </w:p>
-    <w:p>
-      <w:pPr>
-        <w:pStyle w:val="ListParagraph"/>
-        <w:numPr>
-          <w:ilvl w:val="0"/>
-          <w:numId w:val="7"/>
-        </w:numPr>
-      </w:pPr>
-      <w:proofErr w:type="spellStart"/>
-      <w:r>
-        <w:t>Formbar</w:t>
-      </w:r>
-      <w:proofErr w:type="spellEnd"/>
-      <w:r>
-        <w:t xml:space="preserve"> polls and </w:t>
-      </w:r>
-      <w:proofErr w:type="spellStart"/>
-      <w:r>
-        <w:t>websocket</w:t>
-      </w:r>
-      <w:proofErr w:type="spellEnd"/>
-      <w:r>
-        <w:t xml:space="preserve"> API</w:t>
-      </w:r>
-    </w:p>
-    <w:p>
-      <w:pPr>
-        <w:pStyle w:val="ListParagraph"/>
-        <w:numPr>
-          <w:ilvl w:val="0"/>
-          <w:numId w:val="7"/>
-        </w:numPr>
-      </w:pPr>
-      <w:proofErr w:type="spellStart"/>
-      <w:r>
-        <w:t>Websockets</w:t>
-      </w:r>
-      <w:proofErr w:type="spellEnd"/>
-    </w:p>
-    <w:p>
-      <w:pPr>
-        <w:pStyle w:val="ListParagraph"/>
-        <w:numPr>
-          <w:ilvl w:val="0"/>
-          <w:numId w:val="7"/>
-        </w:numPr>
-      </w:pPr>
-      <w:r>
-        <w:t>HTTP API calls</w:t>
-      </w:r>
-    </w:p>
-    <w:p>
-      <w:pPr>
-        <w:pStyle w:val="ListParagraph"/>
-        <w:numPr>
-          <w:ilvl w:val="0"/>
-          <w:numId w:val="7"/>
-        </w:numPr>
-      </w:pPr>
-      <w:r>
-        <w:t>SQL Databases</w:t>
-      </w:r>
-    </w:p>
-    <w:p>
-      <w:pPr>
-        <w:pStyle w:val="ListParagraph"/>
-        <w:numPr>
-          <w:ilvl w:val="0"/>
-          <w:numId w:val="7"/>
-        </w:numPr>
-      </w:pPr>
-      <w:r>
-        <w:t>Web application UI development</w:t>
-      </w:r>
-    </w:p>
-    <w:p>
-      <w:r>
-        <w:br w:type="page"/>
-      </w:r>
-    </w:p>
-    <w:p>
-      <w:pPr>
-        <w:pStyle w:val="Title"/>
-      </w:pPr>
-      <w:r>
-        <w:lastRenderedPageBreak/>
-        <w:t>Applying for a Position</w:t>
-      </w:r>
-    </w:p>
-    <w:p>
-      <w:pPr>
-        <w:pStyle w:val="ListParagraph"/>
-        <w:numPr>
-          <w:ilvl w:val="0"/>
-          <w:numId w:val="4"/>
-        </w:numPr>
-      </w:pPr>
-      <w:r>
-        <w:t>Note that “Senior” and “Junior” do not refer to your grade level, but the position title.</w:t>
-      </w:r>
-    </w:p>
-    <w:p>
-      <w:pPr>
-        <w:pStyle w:val="ListParagraph"/>
-        <w:numPr>
-          <w:ilvl w:val="0"/>
-          <w:numId w:val="4"/>
-        </w:numPr>
-      </w:pPr>
-      <w:r>
-        <w:t>Create a resume, portfolio, and cover letter</w:t>
-      </w:r>
-    </w:p>
-    <w:p>
-      <w:pPr>
-        <w:pStyle w:val="ListParagraph"/>
-        <w:numPr>
-          <w:ilvl w:val="0"/>
-          <w:numId w:val="4"/>
-        </w:numPr>
-      </w:pPr>
-      <w:r>
-        <w:t xml:space="preserve">Email them to </w:t>
       </w:r>
       <w:hyperlink r:id="rId5" w:history="1">
         <w:r>
@@ -1282,6 +83,17 @@
           <w:t>csmith@ytech.edu</w:t>
         </w:r>
       </w:hyperlink>
+      <w:r>
+        <w:t xml:space="preserve"> . Applications not </w:t>
+      </w:r>
+      <w:proofErr w:type="spellStart"/>
+      <w:r>
+        <w:t>CC’d</w:t>
+      </w:r>
+      <w:proofErr w:type="spellEnd"/>
+      <w:r>
+        <w:t xml:space="preserve"> to the instructor will not be considered</w:t>
+      </w:r>
     </w:p>
     <w:p>
       <w:pPr>
@@ -1331,10 +143,1106 @@
         <w:t>The same way your boss does not pay you to fill out applications for other jobs, applying for this job should be done on your own time.</w:t>
       </w:r>
     </w:p>
+    <w:p>
+      <w:pPr>
+        <w:pStyle w:val="ListParagraph"/>
+        <w:numPr>
+          <w:ilvl w:val="0"/>
+          <w:numId w:val="4"/>
+        </w:numPr>
+      </w:pPr>
+      <w:r>
+        <w:t>In the email chain (continuing to CC the instructor, “Reply All”), schedule an interview and conduct it.</w:t>
+      </w:r>
+    </w:p>
+    <w:p>
+      <w:pPr>
+        <w:pStyle w:val="ListParagraph"/>
+        <w:numPr>
+          <w:ilvl w:val="0"/>
+          <w:numId w:val="4"/>
+        </w:numPr>
+      </w:pPr>
+      <w:r>
+        <w:t>Employee in charge of hiring will let you know if you got the job or nor.</w:t>
+      </w:r>
+    </w:p>
+    <w:p>
+      <w:pPr>
+        <w:pStyle w:val="ListParagraph"/>
+        <w:numPr>
+          <w:ilvl w:val="0"/>
+          <w:numId w:val="4"/>
+        </w:numPr>
+      </w:pPr>
+      <w:r>
+        <w:t>The instructor reserves the right to block any application or hiring.</w:t>
+      </w:r>
+    </w:p>
+    <w:p>
+      <w:pPr>
+        <w:rPr>
+          <w:rFonts w:asciiTheme="majorHAnsi" w:eastAsiaTheme="majorEastAsia" w:hAnsiTheme="majorHAnsi" w:cstheme="majorBidi"/>
+          <w:color w:val="2F5496" w:themeColor="accent1" w:themeShade="BF"/>
+          <w:sz w:val="48"/>
+          <w:szCs w:val="32"/>
+        </w:rPr>
+      </w:pPr>
+      <w:r>
+        <w:br w:type="page"/>
+      </w:r>
+    </w:p>
+    <w:p>
+      <w:pPr>
+        <w:pStyle w:val="Heading1"/>
+      </w:pPr>
+      <w:proofErr w:type="spellStart"/>
+      <w:r>
+        <w:lastRenderedPageBreak/>
+        <w:t>Formbar</w:t>
+      </w:r>
+      <w:proofErr w:type="spellEnd"/>
+    </w:p>
+    <w:p>
+      <w:proofErr w:type="spellStart"/>
+      <w:r>
+        <w:t>Formbar</w:t>
+      </w:r>
+      <w:proofErr w:type="spellEnd"/>
+      <w:r>
+        <w:t xml:space="preserve"> is the flagship software of the classroom. </w:t>
+      </w:r>
+      <w:proofErr w:type="spellStart"/>
+      <w:r>
+        <w:t>Formbar</w:t>
+      </w:r>
+      <w:proofErr w:type="spellEnd"/>
+      <w:r>
+        <w:t xml:space="preserve"> employees bear an incredible responsibility, and must not only be strong coders, but also of strong character. Overtime, on-call work, and mentorship is expected. Members of </w:t>
+      </w:r>
+      <w:proofErr w:type="spellStart"/>
+      <w:r>
+        <w:t>Formbar</w:t>
+      </w:r>
+      <w:proofErr w:type="spellEnd"/>
+      <w:r>
+        <w:t xml:space="preserve"> want to make an impact on their world, and are concerned with the legacy they leave behind in </w:t>
+      </w:r>
+      <w:proofErr w:type="spellStart"/>
+      <w:r>
+        <w:t>Ytech</w:t>
+      </w:r>
+      <w:proofErr w:type="spellEnd"/>
+      <w:r>
+        <w:t xml:space="preserve">. </w:t>
+      </w:r>
+      <w:proofErr w:type="spellStart"/>
+      <w:r>
+        <w:t>Formbar</w:t>
+      </w:r>
+      <w:proofErr w:type="spellEnd"/>
+      <w:r>
+        <w:t xml:space="preserve"> employees are rewarded by being put on the career fast track, gaining recommendations for applications to colleges and jobs.</w:t>
+      </w:r>
+    </w:p>
+    <w:p>
+      <w:r>
+        <w:t xml:space="preserve">Applicants should expect to become experts in project management and teamwork, documentation, web application conventions (API, HTTP, </w:t>
+      </w:r>
+      <w:proofErr w:type="spellStart"/>
+      <w:r>
+        <w:t>websockets</w:t>
+      </w:r>
+      <w:proofErr w:type="spellEnd"/>
+      <w:r>
+        <w:t>, security, UI development).</w:t>
+      </w:r>
+    </w:p>
+    <w:p>
+      <w:r>
+        <w:t>This project currently employs:</w:t>
+      </w:r>
+    </w:p>
+    <w:p>
+      <w:pPr>
+        <w:pStyle w:val="ListParagraph"/>
+        <w:numPr>
+          <w:ilvl w:val="0"/>
+          <w:numId w:val="8"/>
+        </w:numPr>
+      </w:pPr>
+      <w:r>
+        <w:t>Mason Gover, Project Lead</w:t>
+      </w:r>
+    </w:p>
+    <w:p>
+      <w:pPr>
+        <w:pStyle w:val="ListParagraph"/>
+        <w:numPr>
+          <w:ilvl w:val="0"/>
+          <w:numId w:val="8"/>
+        </w:numPr>
+      </w:pPr>
+      <w:r>
+        <w:t>Hayden, Senior Developer</w:t>
+      </w:r>
+    </w:p>
+    <w:p>
+      <w:pPr>
+        <w:pStyle w:val="ListParagraph"/>
+        <w:numPr>
+          <w:ilvl w:val="0"/>
+          <w:numId w:val="8"/>
+        </w:numPr>
+      </w:pPr>
+      <w:r>
+        <w:t>Landon Harnish, Lead UI Developer</w:t>
+      </w:r>
+    </w:p>
+    <w:p>
+      <w:r>
+        <w:t>This project is looking to hire:</w:t>
+      </w:r>
+    </w:p>
+    <w:p>
+      <w:pPr>
+        <w:pStyle w:val="ListParagraph"/>
+        <w:numPr>
+          <w:ilvl w:val="0"/>
+          <w:numId w:val="9"/>
+        </w:numPr>
+      </w:pPr>
+      <w:r>
+        <w:t>3 Junior Developers</w:t>
+      </w:r>
+    </w:p>
+    <w:p>
+      <w:r>
+        <w:t>To Apply, contact the Project Lead.</w:t>
+      </w:r>
+    </w:p>
+    <w:p>
+      <w:r>
+        <w:br w:type="page"/>
+      </w:r>
+    </w:p>
+    <w:p>
+      <w:pPr>
+        <w:pStyle w:val="Heading1"/>
+      </w:pPr>
+      <w:proofErr w:type="spellStart"/>
+      <w:r>
+        <w:lastRenderedPageBreak/>
+        <w:t>eBanks</w:t>
+      </w:r>
+      <w:proofErr w:type="spellEnd"/>
+    </w:p>
+    <w:p>
+      <w:r>
+        <w:t xml:space="preserve">Founded by fictitious benefactor, Matthew E. Banks, </w:t>
+      </w:r>
+      <w:proofErr w:type="spellStart"/>
+      <w:r>
+        <w:t>eBanks</w:t>
+      </w:r>
+      <w:proofErr w:type="spellEnd"/>
+      <w:r>
+        <w:t xml:space="preserve"> serves to provide all of your </w:t>
+      </w:r>
+      <w:proofErr w:type="spellStart"/>
+      <w:r>
+        <w:t>digipog</w:t>
+      </w:r>
+      <w:proofErr w:type="spellEnd"/>
+      <w:r>
+        <w:t xml:space="preserve"> or </w:t>
+      </w:r>
+      <w:proofErr w:type="spellStart"/>
+      <w:r>
+        <w:t>physipog</w:t>
+      </w:r>
+      <w:proofErr w:type="spellEnd"/>
+      <w:r>
+        <w:t xml:space="preserve"> transactional needs.</w:t>
+      </w:r>
+    </w:p>
+    <w:p>
+      <w:proofErr w:type="spellStart"/>
+      <w:r>
+        <w:t>eBanks</w:t>
+      </w:r>
+      <w:proofErr w:type="spellEnd"/>
+      <w:r>
+        <w:t xml:space="preserve"> is a software project that interfaces heavily with </w:t>
+      </w:r>
+      <w:proofErr w:type="spellStart"/>
+      <w:r>
+        <w:t>IRLTech’s</w:t>
+      </w:r>
+      <w:proofErr w:type="spellEnd"/>
+      <w:r>
+        <w:t xml:space="preserve"> </w:t>
+      </w:r>
+      <w:proofErr w:type="spellStart"/>
+      <w:r>
+        <w:t>Pog</w:t>
+      </w:r>
+      <w:proofErr w:type="spellEnd"/>
+      <w:r>
+        <w:t xml:space="preserve"> ATM. The system will allow users to take out loans, repay them, write checks to other users, and develop more features as the </w:t>
+      </w:r>
+      <w:proofErr w:type="spellStart"/>
+      <w:r>
+        <w:t>Formbar</w:t>
+      </w:r>
+      <w:proofErr w:type="spellEnd"/>
+      <w:r>
+        <w:t xml:space="preserve"> project grows.</w:t>
+      </w:r>
+    </w:p>
+    <w:p>
+      <w:r>
+        <w:t>This project currently employs:</w:t>
+      </w:r>
+    </w:p>
+    <w:p>
+      <w:pPr>
+        <w:pStyle w:val="ListParagraph"/>
+        <w:numPr>
+          <w:ilvl w:val="0"/>
+          <w:numId w:val="8"/>
+        </w:numPr>
+      </w:pPr>
+      <w:r>
+        <w:t xml:space="preserve">Matthew </w:t>
+      </w:r>
+      <w:proofErr w:type="spellStart"/>
+      <w:r>
+        <w:t>Walizer</w:t>
+      </w:r>
+      <w:proofErr w:type="spellEnd"/>
+      <w:r>
+        <w:t>, Senior Developer</w:t>
+      </w:r>
+    </w:p>
+    <w:p>
+      <w:pPr>
+        <w:pStyle w:val="ListParagraph"/>
+        <w:numPr>
+          <w:ilvl w:val="0"/>
+          <w:numId w:val="8"/>
+        </w:numPr>
+      </w:pPr>
+      <w:r>
+        <w:t>Gabriel Ebanks, Senior Developer</w:t>
+      </w:r>
+    </w:p>
+    <w:p>
+      <w:r>
+        <w:t>This project is looking to hire:</w:t>
+      </w:r>
+    </w:p>
+    <w:p>
+      <w:pPr>
+        <w:pStyle w:val="ListParagraph"/>
+        <w:numPr>
+          <w:ilvl w:val="0"/>
+          <w:numId w:val="9"/>
+        </w:numPr>
+      </w:pPr>
+      <w:r>
+        <w:t>1 Junior Engineer</w:t>
+      </w:r>
+    </w:p>
+    <w:p>
+      <w:r>
+        <w:t>To Apply, contact a Senior Developer.</w:t>
+      </w:r>
+    </w:p>
+    <w:p>
+      <w:pPr>
+        <w:rPr>
+          <w:rFonts w:asciiTheme="majorHAnsi" w:eastAsiaTheme="majorEastAsia" w:hAnsiTheme="majorHAnsi" w:cstheme="majorBidi"/>
+          <w:color w:val="2F5496" w:themeColor="accent1" w:themeShade="BF"/>
+          <w:sz w:val="48"/>
+          <w:szCs w:val="32"/>
+        </w:rPr>
+      </w:pPr>
+      <w:r>
+        <w:br w:type="page"/>
+      </w:r>
+    </w:p>
+    <w:p>
+      <w:pPr>
+        <w:pStyle w:val="Heading1"/>
+      </w:pPr>
+      <w:proofErr w:type="spellStart"/>
+      <w:r>
+        <w:lastRenderedPageBreak/>
+        <w:t>IRLTech</w:t>
+      </w:r>
+      <w:proofErr w:type="spellEnd"/>
+    </w:p>
+    <w:p>
+      <w:proofErr w:type="spellStart"/>
+      <w:r>
+        <w:t>IRLTech</w:t>
+      </w:r>
+      <w:proofErr w:type="spellEnd"/>
+      <w:r>
+        <w:t xml:space="preserve"> is for pioneers and self-driven employees. Employees must be able to blaze trails outside the normal classroom work, teaching themselves the black magics of microcontrollers and digital electronics.</w:t>
+      </w:r>
+    </w:p>
+    <w:p>
+      <w:r>
+        <w:t xml:space="preserve">Applicants should expect to learn to </w:t>
+      </w:r>
+      <w:proofErr w:type="spellStart"/>
+      <w:proofErr w:type="gramStart"/>
+      <w:r>
+        <w:t>solder,safely</w:t>
+      </w:r>
+      <w:proofErr w:type="spellEnd"/>
+      <w:proofErr w:type="gramEnd"/>
+      <w:r>
+        <w:t xml:space="preserve"> handle electricity, write firmware – mostly in C++ </w:t>
+      </w:r>
+      <w:r>
+        <w:t>–</w:t>
+      </w:r>
+      <w:r>
+        <w:t xml:space="preserve"> and find and read documentation on the subject.</w:t>
+      </w:r>
+    </w:p>
+    <w:p>
+      <w:r>
+        <w:t>This project currently employs:</w:t>
+      </w:r>
+    </w:p>
+    <w:p>
+      <w:pPr>
+        <w:pStyle w:val="ListParagraph"/>
+        <w:numPr>
+          <w:ilvl w:val="0"/>
+          <w:numId w:val="8"/>
+        </w:numPr>
+      </w:pPr>
+      <w:r>
+        <w:t xml:space="preserve">Matthew </w:t>
+      </w:r>
+      <w:proofErr w:type="spellStart"/>
+      <w:r>
+        <w:t>Walizer</w:t>
+      </w:r>
+      <w:proofErr w:type="spellEnd"/>
+      <w:r>
+        <w:t>, Senior Engineer</w:t>
+      </w:r>
+    </w:p>
+    <w:p>
+      <w:pPr>
+        <w:pStyle w:val="ListParagraph"/>
+        <w:numPr>
+          <w:ilvl w:val="0"/>
+          <w:numId w:val="8"/>
+        </w:numPr>
+      </w:pPr>
+      <w:r>
+        <w:t>Gabriel Ebanks, Senior Engineer</w:t>
+      </w:r>
+    </w:p>
+    <w:p>
+      <w:r>
+        <w:t>This project is looking to hire:</w:t>
+      </w:r>
+    </w:p>
+    <w:p>
+      <w:pPr>
+        <w:pStyle w:val="ListParagraph"/>
+        <w:numPr>
+          <w:ilvl w:val="0"/>
+          <w:numId w:val="9"/>
+        </w:numPr>
+      </w:pPr>
+      <w:r>
+        <w:t>1</w:t>
+      </w:r>
+      <w:r>
+        <w:t xml:space="preserve"> Junior Engineer</w:t>
+      </w:r>
+    </w:p>
+    <w:p>
+      <w:r>
+        <w:t xml:space="preserve">To Apply, contact a Senior </w:t>
+      </w:r>
+      <w:r>
+        <w:t>E</w:t>
+      </w:r>
+      <w:r>
+        <w:t>ngineer.</w:t>
+      </w:r>
+    </w:p>
+    <w:p>
+      <w:r>
+        <w:br w:type="page"/>
+      </w:r>
+    </w:p>
+    <w:p>
+      <w:pPr>
+        <w:pStyle w:val="Heading1"/>
+      </w:pPr>
+      <w:proofErr w:type="spellStart"/>
+      <w:r>
+        <w:lastRenderedPageBreak/>
+        <w:t>Gamebar</w:t>
+      </w:r>
+      <w:proofErr w:type="spellEnd"/>
+    </w:p>
+    <w:p>
+      <w:r>
+        <w:t xml:space="preserve">coolmathgames.com, except Mr. Smith doesn’t yell at you because it costs </w:t>
+      </w:r>
+      <w:proofErr w:type="spellStart"/>
+      <w:r>
+        <w:t>pogs</w:t>
+      </w:r>
+      <w:proofErr w:type="spellEnd"/>
+      <w:r>
+        <w:t xml:space="preserve"> and he got a cut.</w:t>
+      </w:r>
+    </w:p>
+    <w:p>
+      <w:r>
+        <w:t>Applicants can expect to rapidly produce and test a series of games that run in a browser, by HTML elements or by Canvas windows.</w:t>
+      </w:r>
+    </w:p>
+    <w:p>
+      <w:r>
+        <w:t>This project currently employs:</w:t>
+      </w:r>
+    </w:p>
+    <w:p>
+      <w:pPr>
+        <w:pStyle w:val="ListParagraph"/>
+        <w:numPr>
+          <w:ilvl w:val="0"/>
+          <w:numId w:val="8"/>
+        </w:numPr>
+      </w:pPr>
+      <w:r>
+        <w:t>Kris Bowman</w:t>
+      </w:r>
+      <w:r>
+        <w:t>, Project Lead</w:t>
+      </w:r>
+    </w:p>
+    <w:p>
+      <w:pPr>
+        <w:pStyle w:val="ListParagraph"/>
+        <w:numPr>
+          <w:ilvl w:val="0"/>
+          <w:numId w:val="8"/>
+        </w:numPr>
+      </w:pPr>
+      <w:r>
+        <w:t>Chris Martin</w:t>
+      </w:r>
+      <w:r>
+        <w:t>, Senior Developer</w:t>
+      </w:r>
+    </w:p>
+    <w:p>
+      <w:r>
+        <w:t>This project is looking to hire:</w:t>
+      </w:r>
+    </w:p>
+    <w:p>
+      <w:pPr>
+        <w:pStyle w:val="ListParagraph"/>
+        <w:numPr>
+          <w:ilvl w:val="0"/>
+          <w:numId w:val="9"/>
+        </w:numPr>
+      </w:pPr>
+      <w:r>
+        <w:t>2</w:t>
+      </w:r>
+      <w:r>
+        <w:t xml:space="preserve"> Junior Developers</w:t>
+      </w:r>
+      <w:r>
+        <w:t>,</w:t>
+      </w:r>
+      <w:r>
+        <w:rPr>
+          <w:i/>
+        </w:rPr>
+        <w:t xml:space="preserve"> or Seniors serving as such</w:t>
+      </w:r>
+    </w:p>
+    <w:p>
+      <w:r>
+        <w:t>To Apply, contact the Project Lead.</w:t>
+      </w:r>
+    </w:p>
+    <w:p>
+      <w:pPr>
+        <w:rPr>
+          <w:rFonts w:asciiTheme="majorHAnsi" w:eastAsiaTheme="majorEastAsia" w:hAnsiTheme="majorHAnsi" w:cstheme="majorBidi"/>
+          <w:color w:val="2F5496" w:themeColor="accent1" w:themeShade="BF"/>
+          <w:sz w:val="48"/>
+          <w:szCs w:val="32"/>
+        </w:rPr>
+      </w:pPr>
+      <w:r>
+        <w:br w:type="page"/>
+      </w:r>
+    </w:p>
+    <w:p>
+      <w:pPr>
+        <w:pStyle w:val="Heading1"/>
+      </w:pPr>
+      <w:r>
+        <w:lastRenderedPageBreak/>
+        <w:t>RGB Gamers</w:t>
+      </w:r>
+    </w:p>
+    <w:p>
+      <w:r>
+        <w:t xml:space="preserve">RGB Gamers (name pending), </w:t>
+      </w:r>
+      <w:r>
+        <w:t xml:space="preserve">focuses on game development for </w:t>
+      </w:r>
+      <w:r>
+        <w:rPr>
+          <w:i/>
+        </w:rPr>
+        <w:t>Gamers</w:t>
+      </w:r>
+      <w:r>
+        <w:t xml:space="preserve">. Games that are designed to be fun outside of the classroom, using classic engines such as Unity, Unreal, Godot, </w:t>
+      </w:r>
+      <w:proofErr w:type="spellStart"/>
+      <w:r>
+        <w:t>Monogame</w:t>
+      </w:r>
+      <w:proofErr w:type="spellEnd"/>
+      <w:r>
+        <w:t xml:space="preserve">, etc. Initially with the goal of selling access for </w:t>
+      </w:r>
+      <w:proofErr w:type="spellStart"/>
+      <w:r>
+        <w:t>pogs</w:t>
+      </w:r>
+      <w:proofErr w:type="spellEnd"/>
+      <w:r>
+        <w:t>, and a final goal of publishing on platforms like Steam and Nintendo Switch.</w:t>
+      </w:r>
+    </w:p>
+    <w:p>
+      <w:r>
+        <w:t>This project currently employs:</w:t>
+      </w:r>
+    </w:p>
+    <w:p>
+      <w:pPr>
+        <w:pStyle w:val="ListParagraph"/>
+        <w:numPr>
+          <w:ilvl w:val="0"/>
+          <w:numId w:val="8"/>
+        </w:numPr>
+      </w:pPr>
+      <w:r>
+        <w:t>Jesse Bailey-Mottes</w:t>
+      </w:r>
+      <w:r>
+        <w:t>, Project Lead</w:t>
+      </w:r>
+    </w:p>
+    <w:p>
+      <w:pPr>
+        <w:pStyle w:val="ListParagraph"/>
+        <w:numPr>
+          <w:ilvl w:val="0"/>
+          <w:numId w:val="8"/>
+        </w:numPr>
+      </w:pPr>
+      <w:r>
+        <w:t>Mason Wells</w:t>
+      </w:r>
+      <w:r>
+        <w:t>, Senior Developer</w:t>
+      </w:r>
+    </w:p>
+    <w:p>
+      <w:r>
+        <w:t>This project is looking to hire:</w:t>
+      </w:r>
+    </w:p>
+    <w:p>
+      <w:pPr>
+        <w:pStyle w:val="ListParagraph"/>
+        <w:numPr>
+          <w:ilvl w:val="0"/>
+          <w:numId w:val="9"/>
+        </w:numPr>
+      </w:pPr>
+      <w:r>
+        <w:t>2 Junior Developers</w:t>
+      </w:r>
+      <w:r>
+        <w:t xml:space="preserve"> OR</w:t>
+      </w:r>
+    </w:p>
+    <w:p>
+      <w:pPr>
+        <w:pStyle w:val="ListParagraph"/>
+        <w:numPr>
+          <w:ilvl w:val="0"/>
+          <w:numId w:val="9"/>
+        </w:numPr>
+      </w:pPr>
+      <w:r>
+        <w:t xml:space="preserve">1 Junior Developer and </w:t>
+      </w:r>
+      <w:r>
+        <w:rPr>
+          <w:i/>
+        </w:rPr>
+        <w:t>1</w:t>
+      </w:r>
+      <w:r>
+        <w:rPr>
+          <w:i/>
+        </w:rPr>
+        <w:t xml:space="preserve"> Seniors serving as such</w:t>
+      </w:r>
+    </w:p>
+    <w:p>
+      <w:r>
+        <w:t>To Apply, contact the Project Lead.</w:t>
+      </w:r>
+    </w:p>
+    <w:p>
+      <w:pPr>
+        <w:rPr>
+          <w:rFonts w:asciiTheme="majorHAnsi" w:eastAsiaTheme="majorEastAsia" w:hAnsiTheme="majorHAnsi" w:cstheme="majorBidi"/>
+          <w:color w:val="2F5496" w:themeColor="accent1" w:themeShade="BF"/>
+          <w:sz w:val="48"/>
+          <w:szCs w:val="32"/>
+        </w:rPr>
+      </w:pPr>
+      <w:r>
+        <w:br w:type="page"/>
+      </w:r>
+    </w:p>
+    <w:p>
+      <w:pPr>
+        <w:pStyle w:val="Heading1"/>
+      </w:pPr>
+      <w:r>
+        <w:lastRenderedPageBreak/>
+        <w:t>Serious Business</w:t>
+      </w:r>
+    </w:p>
+    <w:p>
+      <w:r>
+        <w:t xml:space="preserve">Serious Business take on jobs that benefit the class within its place in the school. Serious Business is in charge of developing </w:t>
+      </w:r>
+      <w:proofErr w:type="spellStart"/>
+      <w:r>
+        <w:t>Jobbar</w:t>
+      </w:r>
+      <w:proofErr w:type="spellEnd"/>
+      <w:r>
+        <w:t xml:space="preserve">, which seeks to replace the document you are reading now, but also works as systems integrators for clients outside of the classroom. For example, an upcoming project is to set up a </w:t>
+      </w:r>
+      <w:proofErr w:type="spellStart"/>
+      <w:r>
+        <w:t>Wordpress</w:t>
+      </w:r>
+      <w:proofErr w:type="spellEnd"/>
+      <w:r>
+        <w:t xml:space="preserve"> for the SkillsUSA competition the school is hosting.</w:t>
+      </w:r>
+    </w:p>
+    <w:p>
+      <w:r>
+        <w:t>This project currently employs:</w:t>
+      </w:r>
+    </w:p>
+    <w:p>
+      <w:pPr>
+        <w:pStyle w:val="ListParagraph"/>
+        <w:numPr>
+          <w:ilvl w:val="0"/>
+          <w:numId w:val="8"/>
+        </w:numPr>
+      </w:pPr>
+      <w:r>
+        <w:t>Gabriella Stevens</w:t>
+      </w:r>
+      <w:r>
+        <w:t>, Project Lead</w:t>
+      </w:r>
+    </w:p>
+    <w:p>
+      <w:pPr>
+        <w:pStyle w:val="ListParagraph"/>
+        <w:numPr>
+          <w:ilvl w:val="0"/>
+          <w:numId w:val="8"/>
+        </w:numPr>
+      </w:pPr>
+      <w:r>
+        <w:t>Carlos Ort-Patrick</w:t>
+      </w:r>
+      <w:r>
+        <w:t>, Senior Developer</w:t>
+      </w:r>
+    </w:p>
+    <w:p>
+      <w:r>
+        <w:t>This project is looking to hire:</w:t>
+      </w:r>
+    </w:p>
+    <w:p>
+      <w:pPr>
+        <w:pStyle w:val="ListParagraph"/>
+        <w:numPr>
+          <w:ilvl w:val="0"/>
+          <w:numId w:val="9"/>
+        </w:numPr>
+      </w:pPr>
+      <w:r>
+        <w:t xml:space="preserve">2 </w:t>
+      </w:r>
+      <w:r>
+        <w:rPr>
+          <w:i/>
+        </w:rPr>
+        <w:t xml:space="preserve">Seniors serving as </w:t>
+      </w:r>
+      <w:r>
+        <w:rPr>
+          <w:i/>
+        </w:rPr>
+        <w:t>Junior Developers</w:t>
+      </w:r>
+    </w:p>
+    <w:p>
+      <w:r>
+        <w:t>To Apply, contact the Project Lead.</w:t>
+      </w:r>
+    </w:p>
+    <w:p>
+      <w:r>
+        <w:br w:type="page"/>
+      </w:r>
+    </w:p>
+    <w:p>
+      <w:pPr>
+        <w:pStyle w:val="Heading1"/>
+      </w:pPr>
+      <w:proofErr w:type="spellStart"/>
+      <w:r>
+        <w:lastRenderedPageBreak/>
+        <w:t>AuxCable</w:t>
+      </w:r>
+      <w:proofErr w:type="spellEnd"/>
+    </w:p>
+    <w:p>
+      <w:proofErr w:type="spellStart"/>
+      <w:r>
+        <w:t>AuxCable</w:t>
+      </w:r>
+      <w:proofErr w:type="spellEnd"/>
+      <w:r>
+        <w:t xml:space="preserve"> specializes in making 3</w:t>
+      </w:r>
+      <w:r>
+        <w:rPr>
+          <w:vertAlign w:val="superscript"/>
+        </w:rPr>
+        <w:t>rd</w:t>
+      </w:r>
+      <w:r>
+        <w:t xml:space="preserve"> party applications from </w:t>
+      </w:r>
+      <w:proofErr w:type="spellStart"/>
+      <w:r>
+        <w:t>Formbar</w:t>
+      </w:r>
+      <w:proofErr w:type="spellEnd"/>
+      <w:r>
+        <w:t xml:space="preserve"> API. Currently, </w:t>
+      </w:r>
+      <w:proofErr w:type="spellStart"/>
+      <w:r>
+        <w:t>AuxCable</w:t>
+      </w:r>
+      <w:proofErr w:type="spellEnd"/>
+      <w:r>
+        <w:t xml:space="preserve"> is responsible for </w:t>
+      </w:r>
+      <w:proofErr w:type="spellStart"/>
+      <w:r>
+        <w:t>Jukebar</w:t>
+      </w:r>
+      <w:proofErr w:type="spellEnd"/>
+      <w:r>
+        <w:t xml:space="preserve"> and </w:t>
+      </w:r>
+      <w:proofErr w:type="spellStart"/>
+      <w:r>
+        <w:t>FormPix</w:t>
+      </w:r>
+      <w:proofErr w:type="spellEnd"/>
+      <w:r>
+        <w:t>.</w:t>
+      </w:r>
+    </w:p>
+    <w:p>
+      <w:r>
+        <w:t>Applicants can expect to become experts at reading and writing documentation.</w:t>
+      </w:r>
+    </w:p>
+    <w:p>
+      <w:r>
+        <w:t>This project currently employs:</w:t>
+      </w:r>
+    </w:p>
+    <w:p>
+      <w:pPr>
+        <w:pStyle w:val="ListParagraph"/>
+        <w:numPr>
+          <w:ilvl w:val="0"/>
+          <w:numId w:val="8"/>
+        </w:numPr>
+      </w:pPr>
+      <w:r>
+        <w:t>Isaiah Knaby</w:t>
+      </w:r>
+      <w:r>
+        <w:t>, Project Lead</w:t>
+      </w:r>
+    </w:p>
+    <w:p>
+      <w:pPr>
+        <w:pStyle w:val="ListParagraph"/>
+        <w:numPr>
+          <w:ilvl w:val="0"/>
+          <w:numId w:val="8"/>
+        </w:numPr>
+      </w:pPr>
+      <w:r>
+        <w:t>Robert Ambartsumyan</w:t>
+      </w:r>
+      <w:r>
+        <w:t>, Senior Developer</w:t>
+      </w:r>
+    </w:p>
+    <w:p>
+      <w:r>
+        <w:t>This project is looking to hire:</w:t>
+      </w:r>
+    </w:p>
+    <w:p>
+      <w:pPr>
+        <w:pStyle w:val="ListParagraph"/>
+        <w:numPr>
+          <w:ilvl w:val="0"/>
+          <w:numId w:val="9"/>
+        </w:numPr>
+      </w:pPr>
+      <w:r>
+        <w:t>1</w:t>
+      </w:r>
+      <w:r>
+        <w:t xml:space="preserve"> </w:t>
+      </w:r>
+      <w:r>
+        <w:t>Junior Developer</w:t>
+      </w:r>
+    </w:p>
+    <w:p>
+      <w:r>
+        <w:t>To Apply, contact the Project Lead.</w:t>
+      </w:r>
+    </w:p>
+    <w:p>
+      <w:pPr>
+        <w:rPr>
+          <w:rFonts w:asciiTheme="majorHAnsi" w:eastAsiaTheme="majorEastAsia" w:hAnsiTheme="majorHAnsi" w:cstheme="majorBidi"/>
+          <w:color w:val="2F5496" w:themeColor="accent1" w:themeShade="BF"/>
+          <w:sz w:val="48"/>
+          <w:szCs w:val="32"/>
+        </w:rPr>
+      </w:pPr>
+      <w:r>
+        <w:br w:type="page"/>
+      </w:r>
+    </w:p>
+    <w:p>
+      <w:pPr>
+        <w:pStyle w:val="Heading1"/>
+      </w:pPr>
+      <w:r>
+        <w:lastRenderedPageBreak/>
+        <w:t>MP Gamers</w:t>
+      </w:r>
+    </w:p>
+    <w:p>
+      <w:r>
+        <w:t xml:space="preserve">MP Gamers </w:t>
+      </w:r>
+      <w:proofErr w:type="spellStart"/>
+      <w:r>
+        <w:t>developes</w:t>
+      </w:r>
+      <w:proofErr w:type="spellEnd"/>
+      <w:r>
+        <w:t xml:space="preserve"> </w:t>
+      </w:r>
+      <w:proofErr w:type="spellStart"/>
+      <w:r>
+        <w:t>Formbar</w:t>
+      </w:r>
+      <w:proofErr w:type="spellEnd"/>
+      <w:r>
+        <w:t xml:space="preserve"> games that are multiplayer and take longer sessions, such as </w:t>
+      </w:r>
+      <w:proofErr w:type="spellStart"/>
+      <w:r>
+        <w:t>Onebar</w:t>
+      </w:r>
+      <w:proofErr w:type="spellEnd"/>
+      <w:r>
+        <w:t>.</w:t>
+      </w:r>
+    </w:p>
+    <w:p>
+      <w:r>
+        <w:t>This project currently employs:</w:t>
+      </w:r>
+    </w:p>
+    <w:p>
+      <w:pPr>
+        <w:pStyle w:val="ListParagraph"/>
+        <w:numPr>
+          <w:ilvl w:val="0"/>
+          <w:numId w:val="8"/>
+        </w:numPr>
+      </w:pPr>
+      <w:r>
+        <w:t>Connor Yaeger, Senior Developer</w:t>
+      </w:r>
+    </w:p>
+    <w:p>
+      <w:pPr>
+        <w:pStyle w:val="ListParagraph"/>
+        <w:numPr>
+          <w:ilvl w:val="0"/>
+          <w:numId w:val="8"/>
+        </w:numPr>
+      </w:pPr>
+      <w:r>
+        <w:t>Bryce Lynd, Senior Developer</w:t>
+      </w:r>
+    </w:p>
+    <w:p>
+      <w:r>
+        <w:t>This project is not necessarily hiring, but will consider up to 2 Junior Developers with experience, or up to 2 Seniors serving as such.</w:t>
+      </w:r>
+    </w:p>
+    <w:p>
+      <w:pPr>
+        <w:rPr>
+          <w:rFonts w:asciiTheme="majorHAnsi" w:eastAsiaTheme="majorEastAsia" w:hAnsiTheme="majorHAnsi" w:cstheme="majorBidi"/>
+          <w:color w:val="2F5496" w:themeColor="accent1" w:themeShade="BF"/>
+          <w:sz w:val="48"/>
+          <w:szCs w:val="32"/>
+        </w:rPr>
+      </w:pPr>
+      <w:r>
+        <w:br w:type="page"/>
+      </w:r>
+    </w:p>
+    <w:p>
+      <w:pPr>
+        <w:pStyle w:val="Heading1"/>
+      </w:pPr>
+      <w:bookmarkStart w:id="0" w:name="_GoBack"/>
+      <w:bookmarkEnd w:id="0"/>
+      <w:proofErr w:type="spellStart"/>
+      <w:r>
+        <w:lastRenderedPageBreak/>
+        <w:t>Pogglebar</w:t>
+      </w:r>
+      <w:proofErr w:type="spellEnd"/>
+    </w:p>
+    <w:p>
+      <w:proofErr w:type="spellStart"/>
+      <w:r>
+        <w:t>Pogglebar</w:t>
+      </w:r>
+      <w:proofErr w:type="spellEnd"/>
+      <w:r>
+        <w:t xml:space="preserve"> develops </w:t>
+      </w:r>
+      <w:proofErr w:type="spellStart"/>
+      <w:r>
+        <w:t>Pogglebar</w:t>
+      </w:r>
+      <w:proofErr w:type="spellEnd"/>
+      <w:r>
+        <w:t>. This company is not hiring.</w:t>
+      </w:r>
+    </w:p>
+    <w:p>
+      <w:r>
+        <w:t>This project currently employs:</w:t>
+      </w:r>
+    </w:p>
+    <w:p>
+      <w:pPr>
+        <w:pStyle w:val="ListParagraph"/>
+        <w:numPr>
+          <w:ilvl w:val="0"/>
+          <w:numId w:val="8"/>
+        </w:numPr>
+      </w:pPr>
+      <w:r>
+        <w:t>Carter Quickel</w:t>
+      </w:r>
+      <w:r>
+        <w:t>, Project Lead</w:t>
+      </w:r>
+    </w:p>
+    <w:p>
+      <w:pPr>
+        <w:pStyle w:val="ListParagraph"/>
+        <w:numPr>
+          <w:ilvl w:val="0"/>
+          <w:numId w:val="8"/>
+        </w:numPr>
+      </w:pPr>
+      <w:r>
+        <w:t>Vincent Liu</w:t>
+      </w:r>
+      <w:r>
+        <w:t>, Senior Developer</w:t>
+      </w:r>
+    </w:p>
+    <w:p/>
+    <w:p/>
+    <w:p/>
+    <w:p/>
     <w:p/>
     <w:sectPr>
-      <w:pgSz w:w="12240" w:h="15840"/>
-      <w:pgMar w:top="1440" w:right="1440" w:bottom="1440" w:left="1440" w:header="720" w:footer="720" w:gutter="0"/>
+      <w:pgSz w:w="7920" w:h="12240" w:orient="landscape" w:code="1"/>
+      <w:pgMar w:top="720" w:right="720" w:bottom="720" w:left="720" w:header="720" w:footer="720" w:gutter="0"/>
       <w:cols w:space="720"/>
       <w:docGrid w:linePitch="360"/>
     </w:sectPr>
@@ -1797,6 +1705,119 @@
     </w:lvl>
   </w:abstractNum>
   <w:abstractNum w:abstractNumId="4" w15:restartNumberingAfterBreak="0">
+    <w:nsid w:val="36FC269A"/>
+    <w:multiLevelType w:val="hybridMultilevel"/>
+    <w:tmpl w:val="51582AEC"/>
+    <w:lvl w:ilvl="0" w:tplc="04090001">
+      <w:start w:val="1"/>
+      <w:numFmt w:val="bullet"/>
+      <w:lvlText w:val=""/>
+      <w:lvlJc w:val="left"/>
+      <w:pPr>
+        <w:ind w:left="720" w:hanging="360"/>
+      </w:pPr>
+      <w:rPr>
+        <w:rFonts w:ascii="Symbol" w:hAnsi="Symbol" w:hint="default"/>
+      </w:rPr>
+    </w:lvl>
+    <w:lvl w:ilvl="1" w:tplc="04090003" w:tentative="1">
+      <w:start w:val="1"/>
+      <w:numFmt w:val="bullet"/>
+      <w:lvlText w:val="o"/>
+      <w:lvlJc w:val="left"/>
+      <w:pPr>
+        <w:ind w:left="1440" w:hanging="360"/>
+      </w:pPr>
+      <w:rPr>
+        <w:rFonts w:ascii="Courier New" w:hAnsi="Courier New" w:cs="Courier New" w:hint="default"/>
+      </w:rPr>
+    </w:lvl>
+    <w:lvl w:ilvl="2" w:tplc="04090005" w:tentative="1">
+      <w:start w:val="1"/>
+      <w:numFmt w:val="bullet"/>
+      <w:lvlText w:val=""/>
+      <w:lvlJc w:val="left"/>
+      <w:pPr>
+        <w:ind w:left="2160" w:hanging="360"/>
+      </w:pPr>
+      <w:rPr>
+        <w:rFonts w:ascii="Wingdings" w:hAnsi="Wingdings" w:hint="default"/>
+      </w:rPr>
+    </w:lvl>
+    <w:lvl w:ilvl="3" w:tplc="04090001" w:tentative="1">
+      <w:start w:val="1"/>
+      <w:numFmt w:val="bullet"/>
+      <w:lvlText w:val=""/>
+      <w:lvlJc w:val="left"/>
+      <w:pPr>
+        <w:ind w:left="2880" w:hanging="360"/>
+      </w:pPr>
+      <w:rPr>
+        <w:rFonts w:ascii="Symbol" w:hAnsi="Symbol" w:hint="default"/>
+      </w:rPr>
+    </w:lvl>
+    <w:lvl w:ilvl="4" w:tplc="04090003" w:tentative="1">
+      <w:start w:val="1"/>
+      <w:numFmt w:val="bullet"/>
+      <w:lvlText w:val="o"/>
+      <w:lvlJc w:val="left"/>
+      <w:pPr>
+        <w:ind w:left="3600" w:hanging="360"/>
+      </w:pPr>
+      <w:rPr>
+        <w:rFonts w:ascii="Courier New" w:hAnsi="Courier New" w:cs="Courier New" w:hint="default"/>
+      </w:rPr>
+    </w:lvl>
+    <w:lvl w:ilvl="5" w:tplc="04090005" w:tentative="1">
+      <w:start w:val="1"/>
+      <w:numFmt w:val="bullet"/>
+      <w:lvlText w:val=""/>
+      <w:lvlJc w:val="left"/>
+      <w:pPr>
+        <w:ind w:left="4320" w:hanging="360"/>
+      </w:pPr>
+      <w:rPr>
+        <w:rFonts w:ascii="Wingdings" w:hAnsi="Wingdings" w:hint="default"/>
+      </w:rPr>
+    </w:lvl>
+    <w:lvl w:ilvl="6" w:tplc="04090001" w:tentative="1">
+      <w:start w:val="1"/>
+      <w:numFmt w:val="bullet"/>
+      <w:lvlText w:val=""/>
+      <w:lvlJc w:val="left"/>
+      <w:pPr>
+        <w:ind w:left="5040" w:hanging="360"/>
+      </w:pPr>
+      <w:rPr>
+        <w:rFonts w:ascii="Symbol" w:hAnsi="Symbol" w:hint="default"/>
+      </w:rPr>
+    </w:lvl>
+    <w:lvl w:ilvl="7" w:tplc="04090003" w:tentative="1">
+      <w:start w:val="1"/>
+      <w:numFmt w:val="bullet"/>
+      <w:lvlText w:val="o"/>
+      <w:lvlJc w:val="left"/>
+      <w:pPr>
+        <w:ind w:left="5760" w:hanging="360"/>
+      </w:pPr>
+      <w:rPr>
+        <w:rFonts w:ascii="Courier New" w:hAnsi="Courier New" w:cs="Courier New" w:hint="default"/>
+      </w:rPr>
+    </w:lvl>
+    <w:lvl w:ilvl="8" w:tplc="04090005" w:tentative="1">
+      <w:start w:val="1"/>
+      <w:numFmt w:val="bullet"/>
+      <w:lvlText w:val=""/>
+      <w:lvlJc w:val="left"/>
+      <w:pPr>
+        <w:ind w:left="6480" w:hanging="360"/>
+      </w:pPr>
+      <w:rPr>
+        <w:rFonts w:ascii="Wingdings" w:hAnsi="Wingdings" w:hint="default"/>
+      </w:rPr>
+    </w:lvl>
+  </w:abstractNum>
+  <w:abstractNum w:abstractNumId="5" w15:restartNumberingAfterBreak="0">
     <w:nsid w:val="41CF746C"/>
     <w:multiLevelType w:val="hybridMultilevel"/>
     <w:tmpl w:val="2EA830CA"/>
@@ -1909,7 +1930,7 @@
       </w:rPr>
     </w:lvl>
   </w:abstractNum>
-  <w:abstractNum w:abstractNumId="5" w15:restartNumberingAfterBreak="0">
+  <w:abstractNum w:abstractNumId="6" w15:restartNumberingAfterBreak="0">
     <w:nsid w:val="48F650C6"/>
     <w:multiLevelType w:val="hybridMultilevel"/>
     <w:tmpl w:val="EF2AC1AC"/>
@@ -2022,10 +2043,123 @@
       </w:rPr>
     </w:lvl>
   </w:abstractNum>
-  <w:abstractNum w:abstractNumId="6" w15:restartNumberingAfterBreak="0">
+  <w:abstractNum w:abstractNumId="7" w15:restartNumberingAfterBreak="0">
     <w:nsid w:val="60666B01"/>
     <w:multiLevelType w:val="hybridMultilevel"/>
     <w:tmpl w:val="BA584814"/>
+    <w:lvl w:ilvl="0" w:tplc="04090001">
+      <w:start w:val="1"/>
+      <w:numFmt w:val="bullet"/>
+      <w:lvlText w:val=""/>
+      <w:lvlJc w:val="left"/>
+      <w:pPr>
+        <w:ind w:left="720" w:hanging="360"/>
+      </w:pPr>
+      <w:rPr>
+        <w:rFonts w:ascii="Symbol" w:hAnsi="Symbol" w:hint="default"/>
+      </w:rPr>
+    </w:lvl>
+    <w:lvl w:ilvl="1" w:tplc="04090003" w:tentative="1">
+      <w:start w:val="1"/>
+      <w:numFmt w:val="bullet"/>
+      <w:lvlText w:val="o"/>
+      <w:lvlJc w:val="left"/>
+      <w:pPr>
+        <w:ind w:left="1440" w:hanging="360"/>
+      </w:pPr>
+      <w:rPr>
+        <w:rFonts w:ascii="Courier New" w:hAnsi="Courier New" w:cs="Courier New" w:hint="default"/>
+      </w:rPr>
+    </w:lvl>
+    <w:lvl w:ilvl="2" w:tplc="04090005" w:tentative="1">
+      <w:start w:val="1"/>
+      <w:numFmt w:val="bullet"/>
+      <w:lvlText w:val=""/>
+      <w:lvlJc w:val="left"/>
+      <w:pPr>
+        <w:ind w:left="2160" w:hanging="360"/>
+      </w:pPr>
+      <w:rPr>
+        <w:rFonts w:ascii="Wingdings" w:hAnsi="Wingdings" w:hint="default"/>
+      </w:rPr>
+    </w:lvl>
+    <w:lvl w:ilvl="3" w:tplc="04090001" w:tentative="1">
+      <w:start w:val="1"/>
+      <w:numFmt w:val="bullet"/>
+      <w:lvlText w:val=""/>
+      <w:lvlJc w:val="left"/>
+      <w:pPr>
+        <w:ind w:left="2880" w:hanging="360"/>
+      </w:pPr>
+      <w:rPr>
+        <w:rFonts w:ascii="Symbol" w:hAnsi="Symbol" w:hint="default"/>
+      </w:rPr>
+    </w:lvl>
+    <w:lvl w:ilvl="4" w:tplc="04090003" w:tentative="1">
+      <w:start w:val="1"/>
+      <w:numFmt w:val="bullet"/>
+      <w:lvlText w:val="o"/>
+      <w:lvlJc w:val="left"/>
+      <w:pPr>
+        <w:ind w:left="3600" w:hanging="360"/>
+      </w:pPr>
+      <w:rPr>
+        <w:rFonts w:ascii="Courier New" w:hAnsi="Courier New" w:cs="Courier New" w:hint="default"/>
+      </w:rPr>
+    </w:lvl>
+    <w:lvl w:ilvl="5" w:tplc="04090005" w:tentative="1">
+      <w:start w:val="1"/>
+      <w:numFmt w:val="bullet"/>
+      <w:lvlText w:val=""/>
+      <w:lvlJc w:val="left"/>
+      <w:pPr>
+        <w:ind w:left="4320" w:hanging="360"/>
+      </w:pPr>
+      <w:rPr>
+        <w:rFonts w:ascii="Wingdings" w:hAnsi="Wingdings" w:hint="default"/>
+      </w:rPr>
+    </w:lvl>
+    <w:lvl w:ilvl="6" w:tplc="04090001" w:tentative="1">
+      <w:start w:val="1"/>
+      <w:numFmt w:val="bullet"/>
+      <w:lvlText w:val=""/>
+      <w:lvlJc w:val="left"/>
+      <w:pPr>
+        <w:ind w:left="5040" w:hanging="360"/>
+      </w:pPr>
+      <w:rPr>
+        <w:rFonts w:ascii="Symbol" w:hAnsi="Symbol" w:hint="default"/>
+      </w:rPr>
+    </w:lvl>
+    <w:lvl w:ilvl="7" w:tplc="04090003" w:tentative="1">
+      <w:start w:val="1"/>
+      <w:numFmt w:val="bullet"/>
+      <w:lvlText w:val="o"/>
+      <w:lvlJc w:val="left"/>
+      <w:pPr>
+        <w:ind w:left="5760" w:hanging="360"/>
+      </w:pPr>
+      <w:rPr>
+        <w:rFonts w:ascii="Courier New" w:hAnsi="Courier New" w:cs="Courier New" w:hint="default"/>
+      </w:rPr>
+    </w:lvl>
+    <w:lvl w:ilvl="8" w:tplc="04090005" w:tentative="1">
+      <w:start w:val="1"/>
+      <w:numFmt w:val="bullet"/>
+      <w:lvlText w:val=""/>
+      <w:lvlJc w:val="left"/>
+      <w:pPr>
+        <w:ind w:left="6480" w:hanging="360"/>
+      </w:pPr>
+      <w:rPr>
+        <w:rFonts w:ascii="Wingdings" w:hAnsi="Wingdings" w:hint="default"/>
+      </w:rPr>
+    </w:lvl>
+  </w:abstractNum>
+  <w:abstractNum w:abstractNumId="8" w15:restartNumberingAfterBreak="0">
+    <w:nsid w:val="71F34538"/>
+    <w:multiLevelType w:val="hybridMultilevel"/>
+    <w:tmpl w:val="841EEB1A"/>
     <w:lvl w:ilvl="0" w:tplc="04090001">
       <w:start w:val="1"/>
       <w:numFmt w:val="bullet"/>
@@ -2139,13 +2273,13 @@
     <w:abstractNumId w:val="0"/>
   </w:num>
   <w:num w:numId="2">
-    <w:abstractNumId w:val="4"/>
+    <w:abstractNumId w:val="5"/>
   </w:num>
   <w:num w:numId="3">
-    <w:abstractNumId w:val="6"/>
+    <w:abstractNumId w:val="7"/>
   </w:num>
   <w:num w:numId="4">
-    <w:abstractNumId w:val="5"/>
+    <w:abstractNumId w:val="6"/>
   </w:num>
   <w:num w:numId="5">
     <w:abstractNumId w:val="1"/>
@@ -2155,6 +2289,12 @@
   </w:num>
   <w:num w:numId="7">
     <w:abstractNumId w:val="2"/>
+  </w:num>
+  <w:num w:numId="8">
+    <w:abstractNumId w:val="8"/>
+  </w:num>
+  <w:num w:numId="9">
+    <w:abstractNumId w:val="4"/>
   </w:num>
 </w:numbering>
 </file>
@@ -2564,7 +2704,7 @@
     <w:link w:val="Heading1Char"/>
     <w:uiPriority w:val="9"/>
     <w:qFormat/>
-    <w:rsid w:val="002E22E8"/>
+    <w:rsid w:val="004C39AE"/>
     <w:pPr>
       <w:keepNext/>
       <w:keepLines/>
@@ -2574,7 +2714,7 @@
     <w:rPr>
       <w:rFonts w:asciiTheme="majorHAnsi" w:eastAsiaTheme="majorEastAsia" w:hAnsiTheme="majorHAnsi" w:cstheme="majorBidi"/>
       <w:color w:val="2F5496" w:themeColor="accent1" w:themeShade="BF"/>
-      <w:sz w:val="32"/>
+      <w:sz w:val="48"/>
       <w:szCs w:val="32"/>
     </w:rPr>
   </w:style>
@@ -2666,11 +2806,11 @@
     <w:basedOn w:val="DefaultParagraphFont"/>
     <w:link w:val="Heading1"/>
     <w:uiPriority w:val="9"/>
-    <w:rsid w:val="002E22E8"/>
+    <w:rsid w:val="004C39AE"/>
     <w:rPr>
       <w:rFonts w:asciiTheme="majorHAnsi" w:eastAsiaTheme="majorEastAsia" w:hAnsiTheme="majorHAnsi" w:cstheme="majorBidi"/>
       <w:color w:val="2F5496" w:themeColor="accent1" w:themeShade="BF"/>
-      <w:sz w:val="32"/>
+      <w:sz w:val="48"/>
       <w:szCs w:val="32"/>
     </w:rPr>
   </w:style>

--- a/JobOpenings.docx
+++ b/JobOpenings.docx
@@ -1,6 +1,6 @@
 
 <file path=word/document.xml><?xml version="1.0" encoding="utf-8"?>
-<w:document xmlns:wpc="http://schemas.microsoft.com/office/word/2010/wordprocessingCanvas" xmlns:cx="http://schemas.microsoft.com/office/drawing/2014/chartex" xmlns:cx1="http://schemas.microsoft.com/office/drawing/2015/9/8/chartex" xmlns:cx2="http://schemas.microsoft.com/office/drawing/2015/10/21/chartex" xmlns:cx3="http://schemas.microsoft.com/office/drawing/2016/5/9/chartex" xmlns:cx4="http://schemas.microsoft.com/office/drawing/2016/5/10/chartex" xmlns:cx5="http://schemas.microsoft.com/office/drawing/2016/5/11/chartex" xmlns:cx6="http://schemas.microsoft.com/office/drawing/2016/5/12/chartex" xmlns:cx7="http://schemas.microsoft.com/office/drawing/2016/5/13/chartex" xmlns:cx8="http://schemas.microsoft.com/office/drawing/2016/5/14/chartex" xmlns:mc="http://schemas.openxmlformats.org/markup-compatibility/2006" xmlns:aink="http://schemas.microsoft.com/office/drawing/2016/ink" xmlns:am3d="http://schemas.microsoft.com/office/drawing/2017/model3d" xmlns:o="urn:schemas-microsoft-com:office:office" xmlns:r="http://schemas.openxmlformats.org/officeDocument/2006/relationships" xmlns:m="http://schemas.openxmlformats.org/officeDocument/2006/math" xmlns:v="urn:schemas-microsoft-com:vml" xmlns:wp14="http://schemas.microsoft.com/office/word/2010/wordprocessingDrawing" xmlns:wp="http://schemas.openxmlformats.org/drawingml/2006/wordprocessingDrawing" xmlns:w10="urn:schemas-microsoft-com:office:word" xmlns:w="http://schemas.openxmlformats.org/wordprocessingml/2006/main" xmlns:w14="http://schemas.microsoft.com/office/word/2010/wordml" xmlns:w15="http://schemas.microsoft.com/office/word/2012/wordml" xmlns:w16cid="http://schemas.microsoft.com/office/word/2016/wordml/cid" xmlns:w16se="http://schemas.microsoft.com/office/word/2015/wordml/symex" xmlns:wpg="http://schemas.microsoft.com/office/word/2010/wordprocessingGroup" xmlns:wpi="http://schemas.microsoft.com/office/word/2010/wordprocessingInk" xmlns:wne="http://schemas.microsoft.com/office/word/2006/wordml" xmlns:wps="http://schemas.microsoft.com/office/word/2010/wordprocessingShape" mc:Ignorable="w14 w15 w16se w16cid wp14">
+<w:document xmlns:wpc="http://schemas.microsoft.com/office/word/2010/wordprocessingCanvas" xmlns:cx="http://schemas.microsoft.com/office/drawing/2014/chartex" xmlns:cx1="http://schemas.microsoft.com/office/drawing/2015/9/8/chartex" xmlns:cx2="http://schemas.microsoft.com/office/drawing/2015/10/21/chartex" xmlns:cx3="http://schemas.microsoft.com/office/drawing/2016/5/9/chartex" xmlns:cx4="http://schemas.microsoft.com/office/drawing/2016/5/10/chartex" xmlns:cx5="http://schemas.microsoft.com/office/drawing/2016/5/11/chartex" xmlns:cx6="http://schemas.microsoft.com/office/drawing/2016/5/12/chartex" xmlns:cx7="http://schemas.microsoft.com/office/drawing/2016/5/13/chartex" xmlns:cx8="http://schemas.microsoft.com/office/drawing/2016/5/14/chartex" xmlns:mc="http://schemas.openxmlformats.org/markup-compatibility/2006" xmlns:aink="http://schemas.microsoft.com/office/drawing/2016/ink" xmlns:am3d="http://schemas.microsoft.com/office/drawing/2017/model3d" xmlns:o="urn:schemas-microsoft-com:office:office" xmlns:oel="http://schemas.microsoft.com/office/2019/extlst" xmlns:r="http://schemas.openxmlformats.org/officeDocument/2006/relationships" xmlns:m="http://schemas.openxmlformats.org/officeDocument/2006/math" xmlns:v="urn:schemas-microsoft-com:vml" xmlns:wp14="http://schemas.microsoft.com/office/word/2010/wordprocessingDrawing" xmlns:wp="http://schemas.openxmlformats.org/drawingml/2006/wordprocessingDrawing" xmlns:w10="urn:schemas-microsoft-com:office:word" xmlns:w="http://schemas.openxmlformats.org/wordprocessingml/2006/main" xmlns:w14="http://schemas.microsoft.com/office/word/2010/wordml" xmlns:w15="http://schemas.microsoft.com/office/word/2012/wordml" xmlns:w16cex="http://schemas.microsoft.com/office/word/2018/wordml/cex" xmlns:w16cid="http://schemas.microsoft.com/office/word/2016/wordml/cid" xmlns:w16="http://schemas.microsoft.com/office/word/2018/wordml" xmlns:w16du="http://schemas.microsoft.com/office/word/2023/wordml/word16du" xmlns:w16sdtdh="http://schemas.microsoft.com/office/word/2020/wordml/sdtdatahash" xmlns:w16sdtfl="http://schemas.microsoft.com/office/word/2024/wordml/sdtformatlock" xmlns:w16se="http://schemas.microsoft.com/office/word/2015/wordml/symex" xmlns:wpg="http://schemas.microsoft.com/office/word/2010/wordprocessingGroup" xmlns:wpi="http://schemas.microsoft.com/office/word/2010/wordprocessingInk" xmlns:wne="http://schemas.microsoft.com/office/word/2006/wordml" xmlns:wps="http://schemas.microsoft.com/office/word/2010/wordprocessingShape" mc:Ignorable="w14 w15 w16se w16cid w16 w16cex w16sdtdh w16sdtfl w16du wp14">
   <w:body>
     <w:p>
       <w:pPr>
@@ -70,29 +70,28 @@
         </w:numPr>
       </w:pPr>
       <w:r>
-        <w:t>Carbon Copy (CC:)</w:t>
-      </w:r>
-      <w:r>
-        <w:t xml:space="preserve"> </w:t>
+        <w:rPr>
+          <w:lang w:val="fr-FR"/>
+        </w:rPr>
+        <w:t xml:space="preserve">Carbon Copy (CC:) </w:t>
       </w:r>
       <w:hyperlink r:id="rId5" w:history="1">
         <w:r>
           <w:rPr>
             <w:rStyle w:val="Hyperlink"/>
+            <w:lang w:val="fr-FR"/>
           </w:rPr>
           <w:t>csmith@ytech.edu</w:t>
         </w:r>
       </w:hyperlink>
       <w:r>
-        <w:t xml:space="preserve"> . Applications not </w:t>
-      </w:r>
-      <w:proofErr w:type="spellStart"/>
-      <w:r>
-        <w:t>CC’d</w:t>
-      </w:r>
-      <w:proofErr w:type="spellEnd"/>
-      <w:r>
-        <w:t xml:space="preserve"> to the instructor will not be considered</w:t>
+        <w:rPr>
+          <w:lang w:val="fr-FR"/>
+        </w:rPr>
+        <w:t xml:space="preserve"> . </w:t>
+      </w:r>
+      <w:r>
+        <w:t>Applications not CC’d to the instructor will not be considered</w:t>
       </w:r>
     </w:p>
     <w:p>
@@ -196,66 +195,18 @@
       <w:pPr>
         <w:pStyle w:val="Heading1"/>
       </w:pPr>
-      <w:proofErr w:type="spellStart"/>
-      <w:r>
-        <w:lastRenderedPageBreak/>
+      <w:r>
         <w:t>Formbar</w:t>
       </w:r>
-      <w:proofErr w:type="spellEnd"/>
-    </w:p>
-    <w:p>
-      <w:proofErr w:type="spellStart"/>
-      <w:r>
-        <w:t>Formbar</w:t>
-      </w:r>
-      <w:proofErr w:type="spellEnd"/>
-      <w:r>
-        <w:t xml:space="preserve"> is the flagship software of the classroom. </w:t>
-      </w:r>
-      <w:proofErr w:type="spellStart"/>
-      <w:r>
-        <w:t>Formbar</w:t>
-      </w:r>
-      <w:proofErr w:type="spellEnd"/>
-      <w:r>
-        <w:t xml:space="preserve"> employees bear an incredible responsibility, and must not only be strong coders, but also of strong character. Overtime, on-call work, and mentorship is expected. Members of </w:t>
-      </w:r>
-      <w:proofErr w:type="spellStart"/>
-      <w:r>
-        <w:t>Formbar</w:t>
-      </w:r>
-      <w:proofErr w:type="spellEnd"/>
-      <w:r>
-        <w:t xml:space="preserve"> want to make an impact on their world, and are concerned with the legacy they leave behind in </w:t>
-      </w:r>
-      <w:proofErr w:type="spellStart"/>
-      <w:r>
-        <w:t>Ytech</w:t>
-      </w:r>
-      <w:proofErr w:type="spellEnd"/>
-      <w:r>
-        <w:t xml:space="preserve">. </w:t>
-      </w:r>
-      <w:proofErr w:type="spellStart"/>
-      <w:r>
-        <w:t>Formbar</w:t>
-      </w:r>
-      <w:proofErr w:type="spellEnd"/>
-      <w:r>
-        <w:t xml:space="preserve"> employees are rewarded by being put on the career fast track, gaining recommendations for applications to colleges and jobs.</w:t>
-      </w:r>
-    </w:p>
-    <w:p>
-      <w:r>
-        <w:t xml:space="preserve">Applicants should expect to become experts in project management and teamwork, documentation, web application conventions (API, HTTP, </w:t>
-      </w:r>
-      <w:proofErr w:type="spellStart"/>
-      <w:r>
-        <w:t>websockets</w:t>
-      </w:r>
-      <w:proofErr w:type="spellEnd"/>
-      <w:r>
-        <w:t>, security, UI development).</w:t>
+    </w:p>
+    <w:p>
+      <w:r>
+        <w:t>Formbar is the flagship software of the classroom. Formbar employees bear an incredible responsibility, and must not only be strong coders, but also of strong character. Overtime, on-call work, and mentorship is expected. Members of Formbar want to make an impact on their world, and are concerned with the legacy they leave behind in Ytech. Formbar employees are rewarded by being put on the career fast track, gaining recommendations for applications to colleges and jobs.</w:t>
+      </w:r>
+    </w:p>
+    <w:p>
+      <w:r>
+        <w:t>Applicants should expect to become experts in project management and teamwork, documentation, web application conventions (API, HTTP, websockets, security, UI development).</w:t>
       </w:r>
     </w:p>
     <w:p>
@@ -330,74 +281,18 @@
       <w:pPr>
         <w:pStyle w:val="Heading1"/>
       </w:pPr>
-      <w:proofErr w:type="spellStart"/>
-      <w:r>
-        <w:lastRenderedPageBreak/>
+      <w:r>
         <w:t>eBanks</w:t>
       </w:r>
-      <w:proofErr w:type="spellEnd"/>
-    </w:p>
-    <w:p>
-      <w:r>
-        <w:t xml:space="preserve">Founded by fictitious benefactor, Matthew E. Banks, </w:t>
-      </w:r>
-      <w:proofErr w:type="spellStart"/>
-      <w:r>
-        <w:t>eBanks</w:t>
-      </w:r>
-      <w:proofErr w:type="spellEnd"/>
-      <w:r>
-        <w:t xml:space="preserve"> serves to provide all of your </w:t>
-      </w:r>
-      <w:proofErr w:type="spellStart"/>
-      <w:r>
-        <w:t>digipog</w:t>
-      </w:r>
-      <w:proofErr w:type="spellEnd"/>
-      <w:r>
-        <w:t xml:space="preserve"> or </w:t>
-      </w:r>
-      <w:proofErr w:type="spellStart"/>
-      <w:r>
-        <w:t>physipog</w:t>
-      </w:r>
-      <w:proofErr w:type="spellEnd"/>
-      <w:r>
-        <w:t xml:space="preserve"> transactional needs.</w:t>
-      </w:r>
-    </w:p>
-    <w:p>
-      <w:proofErr w:type="spellStart"/>
-      <w:r>
-        <w:t>eBanks</w:t>
-      </w:r>
-      <w:proofErr w:type="spellEnd"/>
-      <w:r>
-        <w:t xml:space="preserve"> is a software project that interfaces heavily with </w:t>
-      </w:r>
-      <w:proofErr w:type="spellStart"/>
-      <w:r>
-        <w:t>IRLTech’s</w:t>
-      </w:r>
-      <w:proofErr w:type="spellEnd"/>
-      <w:r>
-        <w:t xml:space="preserve"> </w:t>
-      </w:r>
-      <w:proofErr w:type="spellStart"/>
-      <w:r>
-        <w:t>Pog</w:t>
-      </w:r>
-      <w:proofErr w:type="spellEnd"/>
-      <w:r>
-        <w:t xml:space="preserve"> ATM. The system will allow users to take out loans, repay them, write checks to other users, and develop more features as the </w:t>
-      </w:r>
-      <w:proofErr w:type="spellStart"/>
-      <w:r>
-        <w:t>Formbar</w:t>
-      </w:r>
-      <w:proofErr w:type="spellEnd"/>
-      <w:r>
-        <w:t xml:space="preserve"> project grows.</w:t>
+    </w:p>
+    <w:p>
+      <w:r>
+        <w:t>Founded by fictitious benefactor, Matthew E. Banks, eBanks serves to provide all of your digipog or physipog transactional needs.</w:t>
+      </w:r>
+    </w:p>
+    <w:p>
+      <w:r>
+        <w:t>eBanks is a software project that interfaces heavily with IRLTech’s Pog ATM. The system will allow users to take out loans, repay them, write checks to other users, and develop more features as the Formbar project grows.</w:t>
       </w:r>
     </w:p>
     <w:p>
@@ -414,15 +309,7 @@
         </w:numPr>
       </w:pPr>
       <w:r>
-        <w:t xml:space="preserve">Matthew </w:t>
-      </w:r>
-      <w:proofErr w:type="spellStart"/>
-      <w:r>
-        <w:t>Walizer</w:t>
-      </w:r>
-      <w:proofErr w:type="spellEnd"/>
-      <w:r>
-        <w:t>, Senior Developer</w:t>
+        <w:t>Matthew Walizer, Senior Developer</w:t>
       </w:r>
     </w:p>
     <w:p>
@@ -476,42 +363,26 @@
       <w:pPr>
         <w:pStyle w:val="Heading1"/>
       </w:pPr>
-      <w:proofErr w:type="spellStart"/>
-      <w:r>
-        <w:lastRenderedPageBreak/>
+      <w:r>
         <w:t>IRLTech</w:t>
       </w:r>
-      <w:proofErr w:type="spellEnd"/>
-    </w:p>
-    <w:p>
-      <w:proofErr w:type="spellStart"/>
-      <w:r>
-        <w:t>IRLTech</w:t>
-      </w:r>
-      <w:proofErr w:type="spellEnd"/>
-      <w:r>
-        <w:t xml:space="preserve"> is for pioneers and self-driven employees. Employees must be able to blaze trails outside the normal classroom work, teaching themselves the black magics of microcontrollers and digital electronics.</w:t>
+    </w:p>
+    <w:p>
+      <w:r>
+        <w:t>IRLTech is for pioneers and self-driven employees. Employees must be able to blaze trails outside the normal classroom work, teaching themselves the black magics of microcontrollers and digital electronics.</w:t>
       </w:r>
     </w:p>
     <w:p>
       <w:r>
         <w:t xml:space="preserve">Applicants should expect to learn to </w:t>
       </w:r>
-      <w:proofErr w:type="spellStart"/>
       <w:proofErr w:type="gramStart"/>
       <w:r>
         <w:t>solder,safely</w:t>
       </w:r>
-      <w:proofErr w:type="spellEnd"/>
       <w:proofErr w:type="gramEnd"/>
       <w:r>
-        <w:t xml:space="preserve"> handle electricity, write firmware – mostly in C++ </w:t>
-      </w:r>
-      <w:r>
-        <w:t>–</w:t>
-      </w:r>
-      <w:r>
-        <w:t xml:space="preserve"> and find and read documentation on the subject.</w:t>
+        <w:t xml:space="preserve"> handle electricity, write firmware – mostly in C++ – and find and read documentation on the subject.</w:t>
       </w:r>
     </w:p>
     <w:p>
@@ -528,15 +399,7 @@
         </w:numPr>
       </w:pPr>
       <w:r>
-        <w:t xml:space="preserve">Matthew </w:t>
-      </w:r>
-      <w:proofErr w:type="spellStart"/>
-      <w:r>
-        <w:t>Walizer</w:t>
-      </w:r>
-      <w:proofErr w:type="spellEnd"/>
-      <w:r>
-        <w:t>, Senior Engineer</w:t>
+        <w:t>Matthew Walizer, Senior Engineer</w:t>
       </w:r>
     </w:p>
     <w:p>
@@ -565,21 +428,12 @@
         </w:numPr>
       </w:pPr>
       <w:r>
-        <w:t>1</w:t>
-      </w:r>
-      <w:r>
-        <w:t xml:space="preserve"> Junior Engineer</w:t>
-      </w:r>
-    </w:p>
-    <w:p>
-      <w:r>
-        <w:t xml:space="preserve">To Apply, contact a Senior </w:t>
-      </w:r>
-      <w:r>
-        <w:t>E</w:t>
-      </w:r>
-      <w:r>
-        <w:t>ngineer.</w:t>
+        <w:t>1 Junior Engineer</w:t>
+      </w:r>
+    </w:p>
+    <w:p>
+      <w:r>
+        <w:t>To Apply, contact a Senior Engineer.</w:t>
       </w:r>
     </w:p>
     <w:p>
@@ -591,24 +445,13 @@
       <w:pPr>
         <w:pStyle w:val="Heading1"/>
       </w:pPr>
-      <w:proofErr w:type="spellStart"/>
-      <w:r>
-        <w:lastRenderedPageBreak/>
+      <w:r>
         <w:t>Gamebar</w:t>
       </w:r>
-      <w:proofErr w:type="spellEnd"/>
-    </w:p>
-    <w:p>
-      <w:r>
-        <w:t xml:space="preserve">coolmathgames.com, except Mr. Smith doesn’t yell at you because it costs </w:t>
-      </w:r>
-      <w:proofErr w:type="spellStart"/>
-      <w:r>
-        <w:t>pogs</w:t>
-      </w:r>
-      <w:proofErr w:type="spellEnd"/>
-      <w:r>
-        <w:t xml:space="preserve"> and he got a cut.</w:t>
+    </w:p>
+    <w:p>
+      <w:r>
+        <w:t>coolmathgames.com, except Mr. Smith doesn’t yell at you because it costs pogs and he got a cut.</w:t>
       </w:r>
     </w:p>
     <w:p>
@@ -630,10 +473,7 @@
         </w:numPr>
       </w:pPr>
       <w:r>
-        <w:t>Kris Bowman</w:t>
-      </w:r>
-      <w:r>
-        <w:t>, Project Lead</w:t>
+        <w:t>Kris Bowman, Project Lead</w:t>
       </w:r>
     </w:p>
     <w:p>
@@ -645,10 +485,7 @@
         </w:numPr>
       </w:pPr>
       <w:r>
-        <w:t>Chris Martin</w:t>
-      </w:r>
-      <w:r>
-        <w:t>, Senior Developer</w:t>
+        <w:t>Chris Martin, Senior Developer</w:t>
       </w:r>
     </w:p>
     <w:p>
@@ -665,13 +502,7 @@
         </w:numPr>
       </w:pPr>
       <w:r>
-        <w:t>2</w:t>
-      </w:r>
-      <w:r>
-        <w:t xml:space="preserve"> Junior Developers</w:t>
-      </w:r>
-      <w:r>
-        <w:t>,</w:t>
+        <w:t>2 Junior Developers,</w:t>
       </w:r>
       <w:r>
         <w:rPr>
@@ -703,7 +534,6 @@
         <w:pStyle w:val="Heading1"/>
       </w:pPr>
       <w:r>
-        <w:lastRenderedPageBreak/>
         <w:t>RGB Gamers</w:t>
       </w:r>
     </w:p>
@@ -721,23 +551,7 @@
         <w:t>Gamers</w:t>
       </w:r>
       <w:r>
-        <w:t xml:space="preserve">. Games that are designed to be fun outside of the classroom, using classic engines such as Unity, Unreal, Godot, </w:t>
-      </w:r>
-      <w:proofErr w:type="spellStart"/>
-      <w:r>
-        <w:t>Monogame</w:t>
-      </w:r>
-      <w:proofErr w:type="spellEnd"/>
-      <w:r>
-        <w:t xml:space="preserve">, etc. Initially with the goal of selling access for </w:t>
-      </w:r>
-      <w:proofErr w:type="spellStart"/>
-      <w:r>
-        <w:t>pogs</w:t>
-      </w:r>
-      <w:proofErr w:type="spellEnd"/>
-      <w:r>
-        <w:t>, and a final goal of publishing on platforms like Steam and Nintendo Switch.</w:t>
+        <w:t>. Games that are designed to be fun outside of the classroom, using classic engines such as Unity, Unreal, Godot, Monogame, etc. Initially with the goal of selling access for pogs, and a final goal of publishing on platforms like Steam and Nintendo Switch.</w:t>
       </w:r>
     </w:p>
     <w:p>
@@ -842,29 +656,12 @@
         <w:pStyle w:val="Heading1"/>
       </w:pPr>
       <w:r>
-        <w:lastRenderedPageBreak/>
         <w:t>Serious Business</w:t>
       </w:r>
     </w:p>
     <w:p>
       <w:r>
-        <w:t xml:space="preserve">Serious Business take on jobs that benefit the class within its place in the school. Serious Business is in charge of developing </w:t>
-      </w:r>
-      <w:proofErr w:type="spellStart"/>
-      <w:r>
-        <w:t>Jobbar</w:t>
-      </w:r>
-      <w:proofErr w:type="spellEnd"/>
-      <w:r>
-        <w:t xml:space="preserve">, which seeks to replace the document you are reading now, but also works as systems integrators for clients outside of the classroom. For example, an upcoming project is to set up a </w:t>
-      </w:r>
-      <w:proofErr w:type="spellStart"/>
-      <w:r>
-        <w:t>Wordpress</w:t>
-      </w:r>
-      <w:proofErr w:type="spellEnd"/>
-      <w:r>
-        <w:t xml:space="preserve"> for the SkillsUSA competition the school is hosting.</w:t>
+        <w:t>Serious Business take on jobs that benefit the class within its place in the school. Serious Business is in charge of developing Jobbar, which seeks to replace the document you are reading now, but also works as systems integrators for clients outside of the classroom. For example, an upcoming project is to set up a Wordpress for the SkillsUSA competition the school is hosting.</w:t>
       </w:r>
     </w:p>
     <w:p>
@@ -903,40 +700,28 @@
       </w:r>
     </w:p>
     <w:p>
-      <w:r>
-        <w:t>This project is looking to hire:</w:t>
-      </w:r>
-    </w:p>
-    <w:p>
-      <w:pPr>
-        <w:pStyle w:val="ListParagraph"/>
-        <w:numPr>
-          <w:ilvl w:val="0"/>
-          <w:numId w:val="9"/>
-        </w:numPr>
-      </w:pPr>
-      <w:r>
-        <w:t xml:space="preserve">2 </w:t>
-      </w:r>
-      <w:r>
-        <w:rPr>
-          <w:i/>
-        </w:rPr>
-        <w:t xml:space="preserve">Seniors serving as </w:t>
-      </w:r>
-      <w:r>
-        <w:rPr>
-          <w:i/>
-        </w:rPr>
-        <w:t>Junior Developers</w:t>
-      </w:r>
-    </w:p>
-    <w:p>
-      <w:r>
-        <w:t>To Apply, contact the Project Lead.</w:t>
-      </w:r>
-    </w:p>
-    <w:p>
+      <w:pPr>
+        <w:pStyle w:val="ListParagraph"/>
+        <w:numPr>
+          <w:ilvl w:val="0"/>
+          <w:numId w:val="8"/>
+        </w:numPr>
+      </w:pPr>
+      <w:r>
+        <w:t>Markus Owens, Junior Developer</w:t>
+      </w:r>
+    </w:p>
+    <w:p>
+      <w:pPr>
+        <w:pStyle w:val="ListParagraph"/>
+        <w:numPr>
+          <w:ilvl w:val="0"/>
+          <w:numId w:val="8"/>
+        </w:numPr>
+      </w:pPr>
+      <w:r>
+        <w:t>Kayden LaRosa, Junior Developer</w:t>
+      </w:r>
       <w:r>
         <w:br w:type="page"/>
       </w:r>
@@ -945,21 +730,13 @@
       <w:pPr>
         <w:pStyle w:val="Heading1"/>
       </w:pPr>
-      <w:proofErr w:type="spellStart"/>
-      <w:r>
-        <w:lastRenderedPageBreak/>
+      <w:r>
         <w:t>AuxCable</w:t>
       </w:r>
-      <w:proofErr w:type="spellEnd"/>
-    </w:p>
-    <w:p>
-      <w:proofErr w:type="spellStart"/>
-      <w:r>
-        <w:t>AuxCable</w:t>
-      </w:r>
-      <w:proofErr w:type="spellEnd"/>
-      <w:r>
-        <w:t xml:space="preserve"> specializes in making 3</w:t>
+    </w:p>
+    <w:p>
+      <w:r>
+        <w:t>AuxCable specializes in making 3</w:t>
       </w:r>
       <w:r>
         <w:rPr>
@@ -968,37 +745,8 @@
         <w:t>rd</w:t>
       </w:r>
       <w:r>
-        <w:t xml:space="preserve"> party applications from </w:t>
-      </w:r>
-      <w:proofErr w:type="spellStart"/>
-      <w:r>
-        <w:t>Formbar</w:t>
-      </w:r>
-      <w:proofErr w:type="spellEnd"/>
-      <w:r>
-        <w:t xml:space="preserve"> API. Currently, </w:t>
-      </w:r>
-      <w:proofErr w:type="spellStart"/>
-      <w:r>
-        <w:t>AuxCable</w:t>
-      </w:r>
-      <w:proofErr w:type="spellEnd"/>
-      <w:r>
-        <w:t xml:space="preserve"> is responsible for </w:t>
-      </w:r>
-      <w:proofErr w:type="spellStart"/>
-      <w:r>
-        <w:t>Jukebar</w:t>
-      </w:r>
-      <w:proofErr w:type="spellEnd"/>
-      <w:r>
-        <w:t xml:space="preserve"> and </w:t>
-      </w:r>
-      <w:proofErr w:type="spellStart"/>
-      <w:r>
-        <w:t>FormPix</w:t>
-      </w:r>
-      <w:proofErr w:type="spellEnd"/>
+        <w:t xml:space="preserve"> party applications from Formbar API. Currently, AuxCable is responsible for Jukebar and FormPix</w:t>
+      </w:r>
       <w:r>
         <w:t>.</w:t>
       </w:r>
@@ -1089,37 +837,12 @@
         <w:pStyle w:val="Heading1"/>
       </w:pPr>
       <w:r>
-        <w:lastRenderedPageBreak/>
         <w:t>MP Gamers</w:t>
       </w:r>
     </w:p>
     <w:p>
       <w:r>
-        <w:t xml:space="preserve">MP Gamers </w:t>
-      </w:r>
-      <w:proofErr w:type="spellStart"/>
-      <w:r>
-        <w:t>developes</w:t>
-      </w:r>
-      <w:proofErr w:type="spellEnd"/>
-      <w:r>
-        <w:t xml:space="preserve"> </w:t>
-      </w:r>
-      <w:proofErr w:type="spellStart"/>
-      <w:r>
-        <w:t>Formbar</w:t>
-      </w:r>
-      <w:proofErr w:type="spellEnd"/>
-      <w:r>
-        <w:t xml:space="preserve"> games that are multiplayer and take longer sessions, such as </w:t>
-      </w:r>
-      <w:proofErr w:type="spellStart"/>
-      <w:r>
-        <w:t>Onebar</w:t>
-      </w:r>
-      <w:proofErr w:type="spellEnd"/>
-      <w:r>
-        <w:t>.</w:t>
+        <w:t>MP Gamers developes Formbar games that are multiplayer and take longer sessions, such as Onebar.</w:t>
       </w:r>
     </w:p>
     <w:p>
@@ -1173,31 +896,13 @@
       <w:pPr>
         <w:pStyle w:val="Heading1"/>
       </w:pPr>
-      <w:bookmarkStart w:id="0" w:name="_GoBack"/>
-      <w:bookmarkEnd w:id="0"/>
-      <w:proofErr w:type="spellStart"/>
-      <w:r>
-        <w:lastRenderedPageBreak/>
+      <w:r>
         <w:t>Pogglebar</w:t>
       </w:r>
-      <w:proofErr w:type="spellEnd"/>
-    </w:p>
-    <w:p>
-      <w:proofErr w:type="spellStart"/>
-      <w:r>
-        <w:t>Pogglebar</w:t>
-      </w:r>
-      <w:proofErr w:type="spellEnd"/>
-      <w:r>
-        <w:t xml:space="preserve"> develops </w:t>
-      </w:r>
-      <w:proofErr w:type="spellStart"/>
-      <w:r>
-        <w:t>Pogglebar</w:t>
-      </w:r>
-      <w:proofErr w:type="spellEnd"/>
-      <w:r>
-        <w:t>. This company is not hiring.</w:t>
+    </w:p>
+    <w:p>
+      <w:r>
+        <w:t>Pogglebar develops Pogglebar. This company is not hiring.</w:t>
       </w:r>
     </w:p>
     <w:p>
@@ -1214,10 +919,7 @@
         </w:numPr>
       </w:pPr>
       <w:r>
-        <w:t>Carter Quickel</w:t>
-      </w:r>
-      <w:r>
-        <w:t>, Project Lead</w:t>
+        <w:t>Carter Quickel, Project Lead</w:t>
       </w:r>
     </w:p>
     <w:p>
@@ -1229,10 +931,7 @@
         </w:numPr>
       </w:pPr>
       <w:r>
-        <w:t>Vincent Liu</w:t>
-      </w:r>
-      <w:r>
-        <w:t>, Senior Developer</w:t>
+        <w:t>Vincent Liu, Senior Developer</w:t>
       </w:r>
     </w:p>
     <w:p/>
@@ -1251,7 +950,7 @@
 </file>
 
 <file path=word/numbering.xml><?xml version="1.0" encoding="utf-8"?>
-<w:numbering xmlns:wpc="http://schemas.microsoft.com/office/word/2010/wordprocessingCanvas" xmlns:cx="http://schemas.microsoft.com/office/drawing/2014/chartex" xmlns:cx1="http://schemas.microsoft.com/office/drawing/2015/9/8/chartex" xmlns:cx2="http://schemas.microsoft.com/office/drawing/2015/10/21/chartex" xmlns:cx3="http://schemas.microsoft.com/office/drawing/2016/5/9/chartex" xmlns:cx4="http://schemas.microsoft.com/office/drawing/2016/5/10/chartex" xmlns:cx5="http://schemas.microsoft.com/office/drawing/2016/5/11/chartex" xmlns:cx6="http://schemas.microsoft.com/office/drawing/2016/5/12/chartex" xmlns:cx7="http://schemas.microsoft.com/office/drawing/2016/5/13/chartex" xmlns:cx8="http://schemas.microsoft.com/office/drawing/2016/5/14/chartex" xmlns:mc="http://schemas.openxmlformats.org/markup-compatibility/2006" xmlns:aink="http://schemas.microsoft.com/office/drawing/2016/ink" xmlns:am3d="http://schemas.microsoft.com/office/drawing/2017/model3d" xmlns:o="urn:schemas-microsoft-com:office:office" xmlns:r="http://schemas.openxmlformats.org/officeDocument/2006/relationships" xmlns:m="http://schemas.openxmlformats.org/officeDocument/2006/math" xmlns:v="urn:schemas-microsoft-com:vml" xmlns:wp14="http://schemas.microsoft.com/office/word/2010/wordprocessingDrawing" xmlns:wp="http://schemas.openxmlformats.org/drawingml/2006/wordprocessingDrawing" xmlns:w10="urn:schemas-microsoft-com:office:word" xmlns:w="http://schemas.openxmlformats.org/wordprocessingml/2006/main" xmlns:w14="http://schemas.microsoft.com/office/word/2010/wordml" xmlns:w15="http://schemas.microsoft.com/office/word/2012/wordml" xmlns:w16cid="http://schemas.microsoft.com/office/word/2016/wordml/cid" xmlns:w16se="http://schemas.microsoft.com/office/word/2015/wordml/symex" xmlns:wpg="http://schemas.microsoft.com/office/word/2010/wordprocessingGroup" xmlns:wpi="http://schemas.microsoft.com/office/word/2010/wordprocessingInk" xmlns:wne="http://schemas.microsoft.com/office/word/2006/wordml" xmlns:wps="http://schemas.microsoft.com/office/word/2010/wordprocessingShape" mc:Ignorable="w14 w15 w16se w16cid wp14">
+<w:numbering xmlns:wpc="http://schemas.microsoft.com/office/word/2010/wordprocessingCanvas" xmlns:cx="http://schemas.microsoft.com/office/drawing/2014/chartex" xmlns:cx1="http://schemas.microsoft.com/office/drawing/2015/9/8/chartex" xmlns:cx2="http://schemas.microsoft.com/office/drawing/2015/10/21/chartex" xmlns:cx3="http://schemas.microsoft.com/office/drawing/2016/5/9/chartex" xmlns:cx4="http://schemas.microsoft.com/office/drawing/2016/5/10/chartex" xmlns:cx5="http://schemas.microsoft.com/office/drawing/2016/5/11/chartex" xmlns:cx6="http://schemas.microsoft.com/office/drawing/2016/5/12/chartex" xmlns:cx7="http://schemas.microsoft.com/office/drawing/2016/5/13/chartex" xmlns:cx8="http://schemas.microsoft.com/office/drawing/2016/5/14/chartex" xmlns:mc="http://schemas.openxmlformats.org/markup-compatibility/2006" xmlns:aink="http://schemas.microsoft.com/office/drawing/2016/ink" xmlns:am3d="http://schemas.microsoft.com/office/drawing/2017/model3d" xmlns:o="urn:schemas-microsoft-com:office:office" xmlns:oel="http://schemas.microsoft.com/office/2019/extlst" xmlns:r="http://schemas.openxmlformats.org/officeDocument/2006/relationships" xmlns:m="http://schemas.openxmlformats.org/officeDocument/2006/math" xmlns:v="urn:schemas-microsoft-com:vml" xmlns:wp14="http://schemas.microsoft.com/office/word/2010/wordprocessingDrawing" xmlns:wp="http://schemas.openxmlformats.org/drawingml/2006/wordprocessingDrawing" xmlns:w10="urn:schemas-microsoft-com:office:word" xmlns:w="http://schemas.openxmlformats.org/wordprocessingml/2006/main" xmlns:w14="http://schemas.microsoft.com/office/word/2010/wordml" xmlns:w15="http://schemas.microsoft.com/office/word/2012/wordml" xmlns:w16cex="http://schemas.microsoft.com/office/word/2018/wordml/cex" xmlns:w16cid="http://schemas.microsoft.com/office/word/2016/wordml/cid" xmlns:w16="http://schemas.microsoft.com/office/word/2018/wordml" xmlns:w16du="http://schemas.microsoft.com/office/word/2023/wordml/word16du" xmlns:w16sdtdh="http://schemas.microsoft.com/office/word/2020/wordml/sdtdatahash" xmlns:w16sdtfl="http://schemas.microsoft.com/office/word/2024/wordml/sdtformatlock" xmlns:w16se="http://schemas.microsoft.com/office/word/2015/wordml/symex" xmlns:wpg="http://schemas.microsoft.com/office/word/2010/wordprocessingGroup" xmlns:wpi="http://schemas.microsoft.com/office/word/2010/wordprocessingInk" xmlns:wne="http://schemas.microsoft.com/office/word/2006/wordml" xmlns:wps="http://schemas.microsoft.com/office/word/2010/wordprocessingShape" mc:Ignorable="w14 w15 w16se w16cid w16 w16cex w16sdtdh w16sdtfl w16du wp14">
   <w:abstractNum w:abstractNumId="0" w15:restartNumberingAfterBreak="0">
     <w:nsid w:val="222B73A9"/>
     <w:multiLevelType w:val="hybridMultilevel"/>
@@ -2269,38 +1968,38 @@
       </w:rPr>
     </w:lvl>
   </w:abstractNum>
-  <w:num w:numId="1">
+  <w:num w:numId="1" w16cid:durableId="1791898692">
     <w:abstractNumId w:val="0"/>
   </w:num>
-  <w:num w:numId="2">
+  <w:num w:numId="2" w16cid:durableId="1775637408">
     <w:abstractNumId w:val="5"/>
   </w:num>
-  <w:num w:numId="3">
+  <w:num w:numId="3" w16cid:durableId="900991138">
     <w:abstractNumId w:val="7"/>
   </w:num>
-  <w:num w:numId="4">
+  <w:num w:numId="4" w16cid:durableId="884683390">
     <w:abstractNumId w:val="6"/>
   </w:num>
-  <w:num w:numId="5">
+  <w:num w:numId="5" w16cid:durableId="884365255">
     <w:abstractNumId w:val="1"/>
   </w:num>
-  <w:num w:numId="6">
+  <w:num w:numId="6" w16cid:durableId="1502769915">
     <w:abstractNumId w:val="3"/>
   </w:num>
-  <w:num w:numId="7">
+  <w:num w:numId="7" w16cid:durableId="704404976">
     <w:abstractNumId w:val="2"/>
   </w:num>
-  <w:num w:numId="8">
+  <w:num w:numId="8" w16cid:durableId="7562274">
     <w:abstractNumId w:val="8"/>
   </w:num>
-  <w:num w:numId="9">
+  <w:num w:numId="9" w16cid:durableId="1253467957">
     <w:abstractNumId w:val="4"/>
   </w:num>
 </w:numbering>
 </file>
 
 <file path=word/styles.xml><?xml version="1.0" encoding="utf-8"?>
-<w:styles xmlns:mc="http://schemas.openxmlformats.org/markup-compatibility/2006" xmlns:r="http://schemas.openxmlformats.org/officeDocument/2006/relationships" xmlns:w="http://schemas.openxmlformats.org/wordprocessingml/2006/main" xmlns:w14="http://schemas.microsoft.com/office/word/2010/wordml" xmlns:w15="http://schemas.microsoft.com/office/word/2012/wordml" xmlns:w16cid="http://schemas.microsoft.com/office/word/2016/wordml/cid" xmlns:w16se="http://schemas.microsoft.com/office/word/2015/wordml/symex" mc:Ignorable="w14 w15 w16se w16cid">
+<w:styles xmlns:mc="http://schemas.openxmlformats.org/markup-compatibility/2006" xmlns:r="http://schemas.openxmlformats.org/officeDocument/2006/relationships" xmlns:w="http://schemas.openxmlformats.org/wordprocessingml/2006/main" xmlns:w14="http://schemas.microsoft.com/office/word/2010/wordml" xmlns:w15="http://schemas.microsoft.com/office/word/2012/wordml" xmlns:w16cex="http://schemas.microsoft.com/office/word/2018/wordml/cex" xmlns:w16cid="http://schemas.microsoft.com/office/word/2016/wordml/cid" xmlns:w16="http://schemas.microsoft.com/office/word/2018/wordml" xmlns:w16du="http://schemas.microsoft.com/office/word/2023/wordml/word16du" xmlns:w16sdtdh="http://schemas.microsoft.com/office/word/2020/wordml/sdtdatahash" xmlns:w16sdtfl="http://schemas.microsoft.com/office/word/2024/wordml/sdtformatlock" xmlns:w16se="http://schemas.microsoft.com/office/word/2015/wordml/symex" mc:Ignorable="w14 w15 w16se w16cid w16 w16cex w16sdtdh w16sdtfl w16du">
   <w:docDefaults>
     <w:rPrDefault>
       <w:rPr>
@@ -2316,7 +2015,7 @@
       </w:pPr>
     </w:pPrDefault>
   </w:docDefaults>
-  <w:latentStyles w:defLockedState="0" w:defUIPriority="99" w:defSemiHidden="0" w:defUnhideWhenUsed="0" w:defQFormat="0" w:count="375">
+  <w:latentStyles w:defLockedState="0" w:defUIPriority="99" w:defSemiHidden="0" w:defUnhideWhenUsed="0" w:defQFormat="0" w:count="376">
     <w:lsdException w:name="Normal" w:uiPriority="0" w:qFormat="1"/>
     <w:lsdException w:name="heading 1" w:uiPriority="9" w:qFormat="1"/>
     <w:lsdException w:name="heading 2" w:semiHidden="1" w:uiPriority="9" w:unhideWhenUsed="1" w:qFormat="1"/>
@@ -2692,6 +2391,7 @@
     <w:lsdException w:name="Smart Hyperlink" w:semiHidden="1" w:unhideWhenUsed="1"/>
     <w:lsdException w:name="Hashtag" w:semiHidden="1" w:unhideWhenUsed="1"/>
     <w:lsdException w:name="Unresolved Mention" w:semiHidden="1" w:unhideWhenUsed="1"/>
+    <w:lsdException w:name="Smart Link" w:semiHidden="1" w:unhideWhenUsed="1"/>
   </w:latentStyles>
   <w:style w:type="paragraph" w:default="1" w:styleId="Normal">
     <w:name w:val="Normal"/>
